--- a/INSTRUCTIONS_RECEPTION_MENU_AUTO.docx
+++ b/INSTRUCTIONS_RECEPTION_MENU_AUTO.docx
@@ -28,13 +28,15 @@
     </w:p>
     <w:p>
       <w:pPr>
-        <w:pStyle w:val="Titre1"/>
-        <w:rPr>
-          <w:lang w:val="fr-CA"/>
-        </w:rPr>
-      </w:pPr>
-      <w:r>
-        <w:rPr>
+        <w:pStyle w:val="Heading1"/>
+        <w:rPr>
+          <w:u w:val="single"/>
+          <w:lang w:val="fr-CA"/>
+        </w:rPr>
+      </w:pPr>
+      <w:r>
+        <w:rPr>
+          <w:u w:val="single"/>
           <w:lang w:val="fr-CA"/>
         </w:rPr>
         <w:t>ÉTAPE 1</w:t>
@@ -42,7 +44,38 @@
     </w:p>
     <w:p>
       <w:pPr>
-        <w:jc w:val="right"/>
+        <w:rPr>
+          <w:lang w:val="fr-CA"/>
+        </w:rPr>
+      </w:pPr>
+      <w:r>
+        <w:rPr>
+          <w:color w:val="FF0000"/>
+          <w:sz w:val="32"/>
+          <w:szCs w:val="32"/>
+          <w:lang w:val="fr-CA"/>
+        </w:rPr>
+        <w:t>Ouvrir</w:t>
+      </w:r>
+      <w:r>
+        <w:rPr>
+          <w:sz w:val="32"/>
+          <w:szCs w:val="32"/>
+          <w:lang w:val="fr-CA"/>
+        </w:rPr>
+        <w:t xml:space="preserve"> le document Excel que le Chef de Service Alimentaire envoie</w:t>
+      </w:r>
+      <w:r>
+        <w:rPr>
+          <w:sz w:val="32"/>
+          <w:szCs w:val="32"/>
+          <w:lang w:val="fr-CA"/>
+        </w:rPr>
+        <w:t>.</w:t>
+      </w:r>
+    </w:p>
+    <w:p>
+      <w:pPr>
         <w:rPr>
           <w:sz w:val="32"/>
           <w:szCs w:val="32"/>
@@ -56,244 +89,11 @@
           <w:szCs w:val="32"/>
           <w:lang w:val="fr-CA"/>
         </w:rPr>
-        <mc:AlternateContent>
-          <mc:Choice Requires="wps">
-            <w:drawing>
-              <wp:anchor distT="45720" distB="45720" distL="114300" distR="114300" simplePos="0" relativeHeight="251659264" behindDoc="0" locked="0" layoutInCell="1" allowOverlap="1" wp14:anchorId="3F6E7678" wp14:editId="4B8ECACE">
-                <wp:simplePos x="0" y="0"/>
-                <wp:positionH relativeFrom="margin">
-                  <wp:align>left</wp:align>
-                </wp:positionH>
-                <wp:positionV relativeFrom="paragraph">
-                  <wp:posOffset>13970</wp:posOffset>
-                </wp:positionV>
-                <wp:extent cx="1752600" cy="2724150"/>
-                <wp:effectExtent l="0" t="0" r="19050" b="19050"/>
-                <wp:wrapSquare wrapText="bothSides"/>
-                <wp:docPr id="217" name="Zone de texte 2"/>
-                <wp:cNvGraphicFramePr>
-                  <a:graphicFrameLocks xmlns:a="http://schemas.openxmlformats.org/drawingml/2006/main"/>
-                </wp:cNvGraphicFramePr>
-                <a:graphic xmlns:a="http://schemas.openxmlformats.org/drawingml/2006/main">
-                  <a:graphicData uri="http://schemas.microsoft.com/office/word/2010/wordprocessingShape">
-                    <wps:wsp>
-                      <wps:cNvSpPr txBox="1">
-                        <a:spLocks noChangeArrowheads="1"/>
-                      </wps:cNvSpPr>
-                      <wps:spPr bwMode="auto">
-                        <a:xfrm>
-                          <a:off x="0" y="0"/>
-                          <a:ext cx="1752600" cy="2724150"/>
-                        </a:xfrm>
-                        <a:prstGeom prst="rect">
-                          <a:avLst/>
-                        </a:prstGeom>
-                        <a:solidFill>
-                          <a:srgbClr val="FFFFFF"/>
-                        </a:solidFill>
-                        <a:ln w="9525">
-                          <a:solidFill>
-                            <a:srgbClr val="000000"/>
-                          </a:solidFill>
-                          <a:miter lim="800000"/>
-                          <a:headEnd/>
-                          <a:tailEnd/>
-                        </a:ln>
-                      </wps:spPr>
-                      <wps:txbx>
-                        <w:txbxContent>
-                          <w:p>
-                            <w:pPr>
-                              <w:rPr>
-                                <w:lang w:val="fr-CA"/>
-                              </w:rPr>
-                            </w:pPr>
-                            <w:r>
-                              <w:rPr>
-                                <w:color w:val="FF0000"/>
-                                <w:sz w:val="32"/>
-                                <w:szCs w:val="32"/>
-                                <w:lang w:val="fr-CA"/>
-                              </w:rPr>
-                              <w:t>Placer</w:t>
-                            </w:r>
-                            <w:r>
-                              <w:rPr>
-                                <w:sz w:val="32"/>
-                                <w:szCs w:val="32"/>
-                                <w:lang w:val="fr-CA"/>
-                              </w:rPr>
-                              <w:t xml:space="preserve"> le document Excel que le Chef de Service Alimentaire envoie, </w:t>
-                            </w:r>
-                            <w:r>
-                              <w:rPr>
-                                <w:sz w:val="32"/>
-                                <w:szCs w:val="32"/>
-                                <w:lang w:val="fr-CA"/>
-                              </w:rPr>
-                              <w:t xml:space="preserve">dans le </w:t>
-                            </w:r>
-                            <w:r>
-                              <w:rPr>
-                                <w:sz w:val="32"/>
-                                <w:szCs w:val="32"/>
-                                <w:lang w:val="fr-CA"/>
-                              </w:rPr>
-                              <w:t>répertoire</w:t>
-                            </w:r>
-                            <w:r>
-                              <w:rPr>
-                                <w:sz w:val="32"/>
-                                <w:szCs w:val="32"/>
-                                <w:lang w:val="fr-CA"/>
-                              </w:rPr>
-                              <w:t xml:space="preserve"> MENU_AUTOMATIQUE, </w:t>
-                            </w:r>
-                            <w:r>
-                              <w:rPr>
-                                <w:sz w:val="32"/>
-                                <w:szCs w:val="32"/>
-                                <w:lang w:val="fr-CA"/>
-                              </w:rPr>
-                              <w:t>puis l’</w:t>
-                            </w:r>
-                            <w:r>
-                              <w:rPr>
-                                <w:color w:val="FF0000"/>
-                                <w:sz w:val="32"/>
-                                <w:szCs w:val="32"/>
-                                <w:lang w:val="fr-CA"/>
-                              </w:rPr>
-                              <w:t>ouvrir</w:t>
-                            </w:r>
-                            <w:r>
-                              <w:rPr>
-                                <w:sz w:val="32"/>
-                                <w:szCs w:val="32"/>
-                                <w:lang w:val="fr-CA"/>
-                              </w:rPr>
-                              <w:t>.</w:t>
-                            </w:r>
-                          </w:p>
-                        </w:txbxContent>
-                      </wps:txbx>
-                      <wps:bodyPr rot="0" vert="horz" wrap="square" lIns="91440" tIns="45720" rIns="91440" bIns="45720" anchor="t" anchorCtr="0">
-                        <a:noAutofit/>
-                      </wps:bodyPr>
-                    </wps:wsp>
-                  </a:graphicData>
-                </a:graphic>
-                <wp14:sizeRelH relativeFrom="margin">
-                  <wp14:pctWidth>0</wp14:pctWidth>
-                </wp14:sizeRelH>
-                <wp14:sizeRelV relativeFrom="margin">
-                  <wp14:pctHeight>0</wp14:pctHeight>
-                </wp14:sizeRelV>
-              </wp:anchor>
-            </w:drawing>
-          </mc:Choice>
-          <mc:Fallback>
-            <w:pict>
-              <v:shapetype w14:anchorId="3F6E7678" id="_x0000_t202" coordsize="21600,21600" o:spt="202" path="m,l,21600r21600,l21600,xe">
-                <v:stroke joinstyle="miter"/>
-                <v:path gradientshapeok="t" o:connecttype="rect"/>
-              </v:shapetype>
-              <v:shape id="Zone de texte 2" o:spid="_x0000_s1026" type="#_x0000_t202" style="position:absolute;left:0;text-align:left;margin-left:0;margin-top:1.1pt;width:138pt;height:214.5pt;z-index:251659264;visibility:visible;mso-wrap-style:square;mso-width-percent:0;mso-height-percent:0;mso-wrap-distance-left:9pt;mso-wrap-distance-top:3.6pt;mso-wrap-distance-right:9pt;mso-wrap-distance-bottom:3.6pt;mso-position-horizontal:left;mso-position-horizontal-relative:margin;mso-position-vertical:absolute;mso-position-vertical-relative:text;mso-width-percent:0;mso-height-percent:0;mso-width-relative:margin;mso-height-relative:margin;v-text-anchor:top" o:gfxdata="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">
-                <v:textbox>
-                  <w:txbxContent>
-                    <w:p>
-                      <w:pPr>
-                        <w:rPr>
-                          <w:lang w:val="fr-CA"/>
-                        </w:rPr>
-                      </w:pPr>
-                      <w:r>
-                        <w:rPr>
-                          <w:color w:val="FF0000"/>
-                          <w:sz w:val="32"/>
-                          <w:szCs w:val="32"/>
-                          <w:lang w:val="fr-CA"/>
-                        </w:rPr>
-                        <w:t>Placer</w:t>
-                      </w:r>
-                      <w:r>
-                        <w:rPr>
-                          <w:sz w:val="32"/>
-                          <w:szCs w:val="32"/>
-                          <w:lang w:val="fr-CA"/>
-                        </w:rPr>
-                        <w:t xml:space="preserve"> le document Excel que le Chef de Service Alimentaire envoie, </w:t>
-                      </w:r>
-                      <w:r>
-                        <w:rPr>
-                          <w:sz w:val="32"/>
-                          <w:szCs w:val="32"/>
-                          <w:lang w:val="fr-CA"/>
-                        </w:rPr>
-                        <w:t xml:space="preserve">dans le </w:t>
-                      </w:r>
-                      <w:r>
-                        <w:rPr>
-                          <w:sz w:val="32"/>
-                          <w:szCs w:val="32"/>
-                          <w:lang w:val="fr-CA"/>
-                        </w:rPr>
-                        <w:t>répertoire</w:t>
-                      </w:r>
-                      <w:r>
-                        <w:rPr>
-                          <w:sz w:val="32"/>
-                          <w:szCs w:val="32"/>
-                          <w:lang w:val="fr-CA"/>
-                        </w:rPr>
-                        <w:t xml:space="preserve"> MENU_AUTOMATIQUE, </w:t>
-                      </w:r>
-                      <w:r>
-                        <w:rPr>
-                          <w:sz w:val="32"/>
-                          <w:szCs w:val="32"/>
-                          <w:lang w:val="fr-CA"/>
-                        </w:rPr>
-                        <w:t>puis l’</w:t>
-                      </w:r>
-                      <w:r>
-                        <w:rPr>
-                          <w:color w:val="FF0000"/>
-                          <w:sz w:val="32"/>
-                          <w:szCs w:val="32"/>
-                          <w:lang w:val="fr-CA"/>
-                        </w:rPr>
-                        <w:t>ouvrir</w:t>
-                      </w:r>
-                      <w:r>
-                        <w:rPr>
-                          <w:sz w:val="32"/>
-                          <w:szCs w:val="32"/>
-                          <w:lang w:val="fr-CA"/>
-                        </w:rPr>
-                        <w:t>.</w:t>
-                      </w:r>
-                    </w:p>
-                  </w:txbxContent>
-                </v:textbox>
-                <w10:wrap type="square" anchorx="margin"/>
-              </v:shape>
-            </w:pict>
-          </mc:Fallback>
-        </mc:AlternateContent>
-      </w:r>
-      <w:r>
-        <w:rPr>
-          <w:noProof/>
-          <w:sz w:val="32"/>
-          <w:szCs w:val="32"/>
-          <w:lang w:val="fr-CA"/>
-        </w:rPr>
         <w:drawing>
-          <wp:inline distT="0" distB="0" distL="0" distR="0" wp14:anchorId="154CCCA8" wp14:editId="4A8250BC">
-            <wp:extent cx="4953000" cy="2752725"/>
+          <wp:inline distT="0" distB="0" distL="0" distR="0" wp14:anchorId="4C580A85" wp14:editId="45991E74">
+            <wp:extent cx="6896100" cy="3533775"/>
             <wp:effectExtent l="0" t="0" r="0" b="9525"/>
-            <wp:docPr id="4" name="Image 4" descr="Une image contenant texte&#10;&#10;Description générée automatiquement"/>
+            <wp:docPr id="2" name="Image 2" descr="Une image contenant texte&#10;&#10;Description générée automatiquement"/>
             <wp:cNvGraphicFramePr>
               <a:graphicFrameLocks xmlns:a="http://schemas.openxmlformats.org/drawingml/2006/main" noChangeAspect="1"/>
             </wp:cNvGraphicFramePr>
@@ -301,7 +101,7 @@
               <a:graphicData uri="http://schemas.openxmlformats.org/drawingml/2006/picture">
                 <pic:pic xmlns:pic="http://schemas.openxmlformats.org/drawingml/2006/picture">
                   <pic:nvPicPr>
-                    <pic:cNvPr id="4" name="Image 4" descr="Une image contenant texte&#10;&#10;Description générée automatiquement"/>
+                    <pic:cNvPr id="2" name="Image 2" descr="Une image contenant texte&#10;&#10;Description générée automatiquement"/>
                     <pic:cNvPicPr/>
                   </pic:nvPicPr>
                   <pic:blipFill>
@@ -319,7 +119,7 @@
                   <pic:spPr>
                     <a:xfrm>
                       <a:off x="0" y="0"/>
-                      <a:ext cx="4953000" cy="2752725"/>
+                      <a:ext cx="6921245" cy="3546660"/>
                     </a:xfrm>
                     <a:prstGeom prst="rect">
                       <a:avLst/>
@@ -348,10 +148,10 @@
           <w:lang w:val="fr-CA"/>
         </w:rPr>
         <w:drawing>
-          <wp:inline distT="0" distB="0" distL="0" distR="0" wp14:anchorId="70EB89DF" wp14:editId="77BF66C6">
-            <wp:extent cx="6867525" cy="5410200"/>
-            <wp:effectExtent l="0" t="0" r="9525" b="0"/>
-            <wp:docPr id="1" name="Image 1" descr="Une image contenant table&#10;&#10;Description générée automatiquement"/>
+          <wp:inline distT="0" distB="0" distL="0" distR="0" wp14:anchorId="5EFF5465" wp14:editId="3BD11954">
+            <wp:extent cx="6858000" cy="4248150"/>
+            <wp:effectExtent l="0" t="0" r="0" b="0"/>
+            <wp:docPr id="4" name="Image 4" descr="Une image contenant table&#10;&#10;Description générée automatiquement"/>
             <wp:cNvGraphicFramePr>
               <a:graphicFrameLocks xmlns:a="http://schemas.openxmlformats.org/drawingml/2006/main" noChangeAspect="1"/>
             </wp:cNvGraphicFramePr>
@@ -359,7 +159,7 @@
               <a:graphicData uri="http://schemas.openxmlformats.org/drawingml/2006/picture">
                 <pic:pic xmlns:pic="http://schemas.openxmlformats.org/drawingml/2006/picture">
                   <pic:nvPicPr>
-                    <pic:cNvPr id="1" name="Image 1" descr="Une image contenant table&#10;&#10;Description générée automatiquement"/>
+                    <pic:cNvPr id="4" name="Image 4" descr="Une image contenant table&#10;&#10;Description générée automatiquement"/>
                     <pic:cNvPicPr/>
                   </pic:nvPicPr>
                   <pic:blipFill>
@@ -377,7 +177,7 @@
                   <pic:spPr>
                     <a:xfrm>
                       <a:off x="0" y="0"/>
-                      <a:ext cx="6915517" cy="5448008"/>
+                      <a:ext cx="6858000" cy="4248150"/>
                     </a:xfrm>
                     <a:prstGeom prst="rect">
                       <a:avLst/>
@@ -392,7 +192,16 @@
     </w:p>
     <w:p>
       <w:pPr>
-        <w:pStyle w:val="Titre1"/>
+        <w:rPr>
+          <w:sz w:val="32"/>
+          <w:szCs w:val="32"/>
+          <w:lang w:val="fr-CA"/>
+        </w:rPr>
+      </w:pPr>
+    </w:p>
+    <w:p>
+      <w:pPr>
+        <w:pStyle w:val="Heading1"/>
         <w:rPr>
           <w:u w:val="single"/>
           <w:lang w:val="fr-CA"/>
@@ -403,13 +212,45 @@
           <w:u w:val="single"/>
           <w:lang w:val="fr-CA"/>
         </w:rPr>
-        <w:lastRenderedPageBreak/>
         <w:t>ÉTAPE 2</w:t>
       </w:r>
     </w:p>
     <w:p>
       <w:pPr>
         <w:rPr>
+          <w:sz w:val="32"/>
+          <w:szCs w:val="32"/>
+          <w:lang w:val="fr-CA"/>
+        </w:rPr>
+      </w:pPr>
+      <w:r>
+        <w:rPr>
+          <w:sz w:val="32"/>
+          <w:szCs w:val="32"/>
+          <w:lang w:val="fr-CA"/>
+        </w:rPr>
+        <w:t xml:space="preserve">D’abord, il faut lire le menu et s’assurer qu’il n’y a pas de fautes ou </w:t>
+      </w:r>
+      <w:r>
+        <w:rPr>
+          <w:sz w:val="32"/>
+          <w:szCs w:val="32"/>
+          <w:lang w:val="fr-CA"/>
+        </w:rPr>
+        <w:t>qu’il</w:t>
+      </w:r>
+      <w:r>
+        <w:rPr>
+          <w:sz w:val="32"/>
+          <w:szCs w:val="32"/>
+          <w:lang w:val="fr-CA"/>
+        </w:rPr>
+        <w:t xml:space="preserve"> ne manque aucun mot.</w:t>
+      </w:r>
+    </w:p>
+    <w:p>
+      <w:pPr>
+        <w:rPr>
           <w:color w:val="FF0000"/>
           <w:sz w:val="32"/>
           <w:szCs w:val="32"/>
@@ -421,49 +262,89 @@
         <w:rPr>
           <w:sz w:val="32"/>
           <w:szCs w:val="32"/>
+          <w:lang w:val="fr-CA"/>
+        </w:rPr>
+        <w:t>Ensuite</w:t>
+      </w:r>
+      <w:r>
+        <w:rPr>
+          <w:sz w:val="32"/>
+          <w:szCs w:val="32"/>
+          <w:lang w:val="fr-CA"/>
+        </w:rPr>
+        <w:t xml:space="preserve">, </w:t>
+      </w:r>
+      <w:r>
+        <w:rPr>
+          <w:sz w:val="32"/>
+          <w:szCs w:val="32"/>
           <w:u w:val="single"/>
           <w:lang w:val="fr-CA"/>
         </w:rPr>
-        <w:t xml:space="preserve">Enregistrer sous </w:t>
+        <w:t xml:space="preserve">Enregistrer </w:t>
+      </w:r>
+      <w:r>
+        <w:rPr>
+          <w:color w:val="000000" w:themeColor="text1"/>
+          <w:sz w:val="32"/>
+          <w:szCs w:val="32"/>
+          <w:u w:val="single"/>
+          <w:lang w:val="fr-CA"/>
+        </w:rPr>
+        <w:t>sous</w:t>
+      </w:r>
+      <w:r>
+        <w:rPr>
+          <w:color w:val="000000" w:themeColor="text1"/>
+          <w:sz w:val="32"/>
+          <w:szCs w:val="32"/>
+          <w:lang w:val="fr-CA"/>
+        </w:rPr>
+        <w:t xml:space="preserve"> </w:t>
+      </w:r>
+      <w:r>
+        <w:rPr>
+          <w:color w:val="000000" w:themeColor="text1"/>
+          <w:sz w:val="32"/>
+          <w:szCs w:val="32"/>
+          <w:lang w:val="fr-CA"/>
+        </w:rPr>
+        <w:t>le nom</w:t>
+      </w:r>
+      <w:r>
+        <w:rPr>
+          <w:color w:val="000000" w:themeColor="text1"/>
+          <w:sz w:val="32"/>
+          <w:szCs w:val="32"/>
+          <w:lang w:val="fr-CA"/>
+        </w:rPr>
+        <w:t xml:space="preserve"> « </w:t>
       </w:r>
       <w:r>
         <w:rPr>
           <w:color w:val="FF0000"/>
           <w:sz w:val="32"/>
           <w:szCs w:val="32"/>
-          <w:u w:val="single"/>
-          <w:lang w:val="fr-CA"/>
-        </w:rPr>
-        <w:t>menu_input</w:t>
-      </w:r>
-      <w:r>
-        <w:rPr>
-          <w:sz w:val="32"/>
-          <w:szCs w:val="32"/>
-          <w:u w:val="single"/>
-          <w:lang w:val="fr-CA"/>
-        </w:rPr>
-        <w:t xml:space="preserve"> sous forme </w:t>
-      </w:r>
-      <w:r>
-        <w:rPr>
-          <w:color w:val="FF0000"/>
-          <w:sz w:val="32"/>
-          <w:szCs w:val="32"/>
-          <w:u w:val="single"/>
-          <w:lang w:val="fr-CA"/>
-        </w:rPr>
-        <w:t>CSV UTF-8</w:t>
-      </w:r>
-    </w:p>
-    <w:p>
-      <w:pPr>
-        <w:rPr>
-          <w:sz w:val="32"/>
-          <w:szCs w:val="32"/>
-          <w:lang w:val="fr-CA"/>
-        </w:rPr>
-      </w:pPr>
+          <w:lang w:val="fr-CA"/>
+        </w:rPr>
+        <w:t>entrée</w:t>
+      </w:r>
+      <w:r>
+        <w:rPr>
+          <w:sz w:val="32"/>
+          <w:szCs w:val="32"/>
+          <w:lang w:val="fr-CA"/>
+        </w:rPr>
+        <w:t xml:space="preserve"> » </w:t>
+      </w:r>
+      <w:r>
+        <w:rPr>
+          <w:sz w:val="32"/>
+          <w:szCs w:val="32"/>
+          <w:lang w:val="fr-CA"/>
+        </w:rPr>
+        <w:t>exactement comme dans la photo :</w:t>
+      </w:r>
     </w:p>
     <w:p>
       <w:pPr>
@@ -481,10 +362,10 @@
           <w:lang w:val="fr-CA"/>
         </w:rPr>
         <w:drawing>
-          <wp:inline distT="0" distB="0" distL="0" distR="0" wp14:anchorId="6C192561" wp14:editId="34622909">
-            <wp:extent cx="6858000" cy="3311525"/>
+          <wp:inline distT="0" distB="0" distL="0" distR="0" wp14:anchorId="2A764D52" wp14:editId="6D3DD523">
+            <wp:extent cx="6858000" cy="3235325"/>
             <wp:effectExtent l="0" t="0" r="0" b="3175"/>
-            <wp:docPr id="5" name="Image 5" descr="Une image contenant texte&#10;&#10;Description générée automatiquement"/>
+            <wp:docPr id="5" name="Image 5"/>
             <wp:cNvGraphicFramePr>
               <a:graphicFrameLocks xmlns:a="http://schemas.openxmlformats.org/drawingml/2006/main" noChangeAspect="1"/>
             </wp:cNvGraphicFramePr>
@@ -492,7 +373,7 @@
               <a:graphicData uri="http://schemas.openxmlformats.org/drawingml/2006/picture">
                 <pic:pic xmlns:pic="http://schemas.openxmlformats.org/drawingml/2006/picture">
                   <pic:nvPicPr>
-                    <pic:cNvPr id="5" name="Image 5" descr="Une image contenant texte&#10;&#10;Description générée automatiquement"/>
+                    <pic:cNvPr id="5" name="Image 5"/>
                     <pic:cNvPicPr/>
                   </pic:nvPicPr>
                   <pic:blipFill>
@@ -510,7 +391,7 @@
                   <pic:spPr>
                     <a:xfrm>
                       <a:off x="0" y="0"/>
-                      <a:ext cx="6858000" cy="3311525"/>
+                      <a:ext cx="6858000" cy="3235325"/>
                     </a:xfrm>
                     <a:prstGeom prst="rect">
                       <a:avLst/>
@@ -525,16 +406,7 @@
     </w:p>
     <w:p>
       <w:pPr>
-        <w:rPr>
-          <w:sz w:val="32"/>
-          <w:szCs w:val="32"/>
-          <w:lang w:val="fr-CA"/>
-        </w:rPr>
-      </w:pPr>
-    </w:p>
-    <w:p>
-      <w:pPr>
-        <w:pStyle w:val="Titre1"/>
+        <w:pStyle w:val="Heading1"/>
         <w:rPr>
           <w:u w:val="single"/>
           <w:lang w:val="fr-CA"/>
@@ -550,21 +422,24 @@
     </w:p>
     <w:p>
       <w:pPr>
-        <w:rPr>
-          <w:sz w:val="32"/>
-          <w:szCs w:val="32"/>
-          <w:u w:val="single"/>
-          <w:lang w:val="fr-CA"/>
-        </w:rPr>
-      </w:pPr>
-      <w:r>
-        <w:rPr>
-          <w:sz w:val="32"/>
-          <w:szCs w:val="32"/>
-          <w:u w:val="single"/>
-          <w:lang w:val="fr-CA"/>
-        </w:rPr>
-        <w:t>cliquer OK</w:t>
+        <w:pStyle w:val="ListParagraph"/>
+        <w:numPr>
+          <w:ilvl w:val="0"/>
+          <w:numId w:val="7"/>
+        </w:numPr>
+        <w:rPr>
+          <w:sz w:val="32"/>
+          <w:szCs w:val="32"/>
+          <w:lang w:val="fr-CA"/>
+        </w:rPr>
+      </w:pPr>
+      <w:r>
+        <w:rPr>
+          <w:sz w:val="32"/>
+          <w:szCs w:val="32"/>
+          <w:lang w:val="fr-CA"/>
+        </w:rPr>
+        <w:t>Rendez-vous maintenant dans le répertoire MENU_AUTO_OMERLO :</w:t>
       </w:r>
     </w:p>
     <w:p>
@@ -583,10 +458,10 @@
           <w:lang w:val="fr-CA"/>
         </w:rPr>
         <w:drawing>
-          <wp:inline distT="0" distB="0" distL="0" distR="0" wp14:anchorId="4EC9FEEA" wp14:editId="03369550">
-            <wp:extent cx="6858000" cy="1017905"/>
+          <wp:inline distT="0" distB="0" distL="0" distR="0" wp14:anchorId="1A84F9B3" wp14:editId="25ED0DD2">
+            <wp:extent cx="6858000" cy="2956560"/>
             <wp:effectExtent l="0" t="0" r="0" b="0"/>
-            <wp:docPr id="6" name="Image 6"/>
+            <wp:docPr id="1" name="Image 1" descr="Une image contenant texte&#10;&#10;Description générée automatiquement"/>
             <wp:cNvGraphicFramePr>
               <a:graphicFrameLocks xmlns:a="http://schemas.openxmlformats.org/drawingml/2006/main" noChangeAspect="1"/>
             </wp:cNvGraphicFramePr>
@@ -594,7 +469,7 @@
               <a:graphicData uri="http://schemas.openxmlformats.org/drawingml/2006/picture">
                 <pic:pic xmlns:pic="http://schemas.openxmlformats.org/drawingml/2006/picture">
                   <pic:nvPicPr>
-                    <pic:cNvPr id="6" name="Image 6"/>
+                    <pic:cNvPr id="1" name="Image 1" descr="Une image contenant texte&#10;&#10;Description générée automatiquement"/>
                     <pic:cNvPicPr/>
                   </pic:nvPicPr>
                   <pic:blipFill>
@@ -612,7 +487,7 @@
                   <pic:spPr>
                     <a:xfrm>
                       <a:off x="0" y="0"/>
-                      <a:ext cx="6858000" cy="1017905"/>
+                      <a:ext cx="6858000" cy="2956560"/>
                     </a:xfrm>
                     <a:prstGeom prst="rect">
                       <a:avLst/>
@@ -628,52 +503,213 @@
     <w:p>
       <w:pPr>
         <w:rPr>
-          <w:sz w:val="32"/>
-          <w:szCs w:val="32"/>
-          <w:lang w:val="fr-CA"/>
-        </w:rPr>
-      </w:pPr>
-    </w:p>
-    <w:p>
-      <w:pPr>
-        <w:pStyle w:val="Titre1"/>
-        <w:rPr>
-          <w:u w:val="single"/>
-          <w:lang w:val="fr-CA"/>
-        </w:rPr>
-      </w:pPr>
-      <w:r>
-        <w:rPr>
-          <w:u w:val="single"/>
-          <w:lang w:val="fr-CA"/>
-        </w:rPr>
-        <w:t>ÉTAPE 4</w:t>
-      </w:r>
-      <w:r>
-        <w:rPr>
-          <w:u w:val="single"/>
-          <w:lang w:val="fr-CA"/>
-        </w:rPr>
-        <w:t xml:space="preserve"> </w:t>
-      </w:r>
-    </w:p>
-    <w:p>
-      <w:pPr>
-        <w:rPr>
-          <w:sz w:val="32"/>
-          <w:szCs w:val="32"/>
-          <w:u w:val="single"/>
-          <w:lang w:val="fr-CA"/>
-        </w:rPr>
-      </w:pPr>
-      <w:r>
-        <w:rPr>
-          <w:sz w:val="32"/>
-          <w:szCs w:val="32"/>
-          <w:u w:val="single"/>
-          <w:lang w:val="fr-CA"/>
-        </w:rPr>
-        <w:t>Fermer le document Excel</w:t>
+          <w:lang w:val="fr-CA"/>
+        </w:rPr>
+      </w:pPr>
+    </w:p>
+    <w:p>
+      <w:pPr>
+        <w:pStyle w:val="ListParagraph"/>
+        <w:numPr>
+          <w:ilvl w:val="0"/>
+          <w:numId w:val="7"/>
+        </w:numPr>
+        <w:rPr>
+          <w:sz w:val="32"/>
+          <w:szCs w:val="32"/>
+          <w:lang w:val="fr-CA"/>
+        </w:rPr>
+      </w:pPr>
+      <w:r>
+        <w:rPr>
+          <w:sz w:val="32"/>
+          <w:szCs w:val="32"/>
+          <w:lang w:val="fr-CA"/>
+        </w:rPr>
+        <w:lastRenderedPageBreak/>
+        <w:t>Assurez-vous d’avoir :</w:t>
+      </w:r>
+    </w:p>
+    <w:p>
+      <w:pPr>
+        <w:pStyle w:val="ListParagraph"/>
+        <w:numPr>
+          <w:ilvl w:val="0"/>
+          <w:numId w:val="9"/>
+        </w:numPr>
+        <w:rPr>
+          <w:sz w:val="32"/>
+          <w:szCs w:val="32"/>
+          <w:lang w:val="fr-CA"/>
+        </w:rPr>
+      </w:pPr>
+      <w:r>
+        <w:rPr>
+          <w:sz w:val="32"/>
+          <w:szCs w:val="32"/>
+          <w:lang w:val="fr-CA"/>
+        </w:rPr>
+        <w:t>entrée.xlsx</w:t>
+      </w:r>
+      <w:r>
+        <w:rPr>
+          <w:sz w:val="32"/>
+          <w:szCs w:val="32"/>
+          <w:lang w:val="fr-CA"/>
+        </w:rPr>
+        <w:t xml:space="preserve">    *** écrit exactement comme cela! ***</w:t>
+      </w:r>
+    </w:p>
+    <w:p>
+      <w:pPr>
+        <w:pStyle w:val="ListParagraph"/>
+        <w:numPr>
+          <w:ilvl w:val="0"/>
+          <w:numId w:val="9"/>
+        </w:numPr>
+        <w:rPr>
+          <w:sz w:val="32"/>
+          <w:szCs w:val="32"/>
+          <w:lang w:val="fr-CA"/>
+        </w:rPr>
+      </w:pPr>
+      <w:r>
+        <w:rPr>
+          <w:sz w:val="32"/>
+          <w:szCs w:val="32"/>
+          <w:lang w:val="fr-CA"/>
+        </w:rPr>
+        <w:t>menu_template.xlsx</w:t>
+      </w:r>
+    </w:p>
+    <w:p>
+      <w:pPr>
+        <w:pStyle w:val="ListParagraph"/>
+        <w:numPr>
+          <w:ilvl w:val="0"/>
+          <w:numId w:val="9"/>
+        </w:numPr>
+        <w:rPr>
+          <w:sz w:val="32"/>
+          <w:szCs w:val="32"/>
+          <w:lang w:val="fr-CA"/>
+        </w:rPr>
+      </w:pPr>
+      <w:r>
+        <w:rPr>
+          <w:sz w:val="32"/>
+          <w:szCs w:val="32"/>
+          <w:lang w:val="fr-CA"/>
+        </w:rPr>
+        <w:t>MENU_AUTO.exe</w:t>
+      </w:r>
+    </w:p>
+    <w:p>
+      <w:pPr>
+        <w:pStyle w:val="ListParagraph"/>
+        <w:ind w:left="1080"/>
+        <w:rPr>
+          <w:sz w:val="32"/>
+          <w:szCs w:val="32"/>
+          <w:lang w:val="fr-CA"/>
+        </w:rPr>
+      </w:pPr>
+    </w:p>
+    <w:p>
+      <w:pPr>
+        <w:rPr>
+          <w:sz w:val="32"/>
+          <w:szCs w:val="32"/>
+          <w:lang w:val="fr-CA"/>
+        </w:rPr>
+      </w:pPr>
+      <w:r>
+        <w:rPr>
+          <w:sz w:val="32"/>
+          <w:szCs w:val="32"/>
+          <w:lang w:val="fr-CA"/>
+        </w:rPr>
+        <w:t xml:space="preserve">Puis, </w:t>
+      </w:r>
+      <w:r>
+        <w:rPr>
+          <w:sz w:val="32"/>
+          <w:szCs w:val="32"/>
+          <w:lang w:val="fr-CA"/>
+        </w:rPr>
+        <w:t xml:space="preserve">DOUBLE CLIQUER SUR « MENU_AUTO.exe » </w:t>
+      </w:r>
+    </w:p>
+    <w:p>
+      <w:pPr>
+        <w:rPr>
+          <w:sz w:val="32"/>
+          <w:szCs w:val="32"/>
+          <w:lang w:val="fr-CA"/>
+        </w:rPr>
+      </w:pPr>
+    </w:p>
+    <w:p>
+      <w:pPr>
+        <w:pStyle w:val="Heading1"/>
+        <w:rPr>
+          <w:lang w:val="fr-CA"/>
+        </w:rPr>
+      </w:pPr>
+      <w:r>
+        <w:rPr>
+          <w:lang w:val="fr-CA"/>
+        </w:rPr>
+        <w:t xml:space="preserve">ÉTAPE </w:t>
+      </w:r>
+      <w:r>
+        <w:rPr>
+          <w:lang w:val="fr-CA"/>
+        </w:rPr>
+        <w:t>4</w:t>
+      </w:r>
+    </w:p>
+    <w:p>
+      <w:pPr>
+        <w:rPr>
+          <w:sz w:val="32"/>
+          <w:szCs w:val="32"/>
+          <w:lang w:val="fr-CA"/>
+        </w:rPr>
+      </w:pPr>
+      <w:r>
+        <w:rPr>
+          <w:sz w:val="32"/>
+          <w:szCs w:val="32"/>
+          <w:lang w:val="fr-CA"/>
+        </w:rPr>
+        <w:t xml:space="preserve">Laissez le programme </w:t>
+      </w:r>
+      <w:proofErr w:type="gramStart"/>
+      <w:r>
+        <w:rPr>
+          <w:sz w:val="32"/>
+          <w:szCs w:val="32"/>
+          <w:lang w:val="fr-CA"/>
+        </w:rPr>
+        <w:t>faire</w:t>
+      </w:r>
+      <w:proofErr w:type="gramEnd"/>
+      <w:r>
+        <w:rPr>
+          <w:sz w:val="32"/>
+          <w:szCs w:val="32"/>
+          <w:lang w:val="fr-CA"/>
+        </w:rPr>
+        <w:t xml:space="preserve"> son travail</w:t>
+      </w:r>
+      <w:r>
+        <w:rPr>
+          <w:sz w:val="32"/>
+          <w:szCs w:val="32"/>
+          <w:lang w:val="fr-CA"/>
+        </w:rPr>
+        <w:t xml:space="preserve"> !</w:t>
       </w:r>
     </w:p>
     <w:p>
@@ -692,10 +728,10 @@
           <w:lang w:val="fr-CA"/>
         </w:rPr>
         <w:drawing>
-          <wp:inline distT="0" distB="0" distL="0" distR="0" wp14:anchorId="3E2C6D9C" wp14:editId="385CACC3">
-            <wp:extent cx="6743700" cy="1151890"/>
+          <wp:inline distT="0" distB="0" distL="0" distR="0" wp14:anchorId="3879BB0D" wp14:editId="0387CAD8">
+            <wp:extent cx="6858000" cy="1339215"/>
             <wp:effectExtent l="0" t="0" r="0" b="0"/>
-            <wp:docPr id="7" name="Image 7" descr="Une image contenant texte&#10;&#10;Description générée automatiquement"/>
+            <wp:docPr id="6" name="Image 6"/>
             <wp:cNvGraphicFramePr>
               <a:graphicFrameLocks xmlns:a="http://schemas.openxmlformats.org/drawingml/2006/main" noChangeAspect="1"/>
             </wp:cNvGraphicFramePr>
@@ -703,7 +739,7 @@
               <a:graphicData uri="http://schemas.openxmlformats.org/drawingml/2006/picture">
                 <pic:pic xmlns:pic="http://schemas.openxmlformats.org/drawingml/2006/picture">
                   <pic:nvPicPr>
-                    <pic:cNvPr id="7" name="Image 7" descr="Une image contenant texte&#10;&#10;Description générée automatiquement"/>
+                    <pic:cNvPr id="6" name="Image 6"/>
                     <pic:cNvPicPr/>
                   </pic:nvPicPr>
                   <pic:blipFill>
@@ -721,7 +757,7 @@
                   <pic:spPr>
                     <a:xfrm>
                       <a:off x="0" y="0"/>
-                      <a:ext cx="6746575" cy="1152381"/>
+                      <a:ext cx="6858000" cy="1339215"/>
                     </a:xfrm>
                     <a:prstGeom prst="rect">
                       <a:avLst/>
@@ -742,36 +778,13 @@
           <w:lang w:val="fr-CA"/>
         </w:rPr>
       </w:pPr>
-    </w:p>
-    <w:p>
-      <w:pPr>
-        <w:pStyle w:val="Titre1"/>
-        <w:rPr>
-          <w:lang w:val="fr-CA"/>
-        </w:rPr>
-      </w:pPr>
-      <w:r>
-        <w:rPr>
-          <w:lang w:val="fr-CA"/>
-        </w:rPr>
-        <w:t>ÉTAPE 5</w:t>
-      </w:r>
-    </w:p>
-    <w:p>
-      <w:pPr>
-        <w:rPr>
-          <w:sz w:val="32"/>
-          <w:szCs w:val="32"/>
-          <w:lang w:val="fr-CA"/>
-        </w:rPr>
-      </w:pPr>
-      <w:r>
-        <w:rPr>
-          <w:sz w:val="32"/>
-          <w:szCs w:val="32"/>
-          <w:lang w:val="fr-CA"/>
-        </w:rPr>
-        <w:t>1. s'assurer d'avoir le fichier menu_input.csv, puis le mettre dans le fichier RÉPERTOIRE_ACTIF</w:t>
+      <w:r>
+        <w:rPr>
+          <w:sz w:val="32"/>
+          <w:szCs w:val="32"/>
+          <w:lang w:val="fr-CA"/>
+        </w:rPr>
+        <w:t xml:space="preserve">Patientez … </w:t>
       </w:r>
     </w:p>
     <w:p>
@@ -790,10 +803,10 @@
           <w:lang w:val="fr-CA"/>
         </w:rPr>
         <w:drawing>
-          <wp:inline distT="0" distB="0" distL="0" distR="0" wp14:anchorId="0D4ACC21" wp14:editId="29AC8E99">
-            <wp:extent cx="6858000" cy="3281680"/>
-            <wp:effectExtent l="0" t="0" r="0" b="0"/>
-            <wp:docPr id="3" name="Image 3" descr="1. s'assurer d'avoir le fichier menu_input.csv, puis le mettre dans le fichier RÉPERTOIRE_ACTIF"/>
+          <wp:inline distT="0" distB="0" distL="0" distR="0" wp14:anchorId="220F4851" wp14:editId="5049CEA1">
+            <wp:extent cx="6858000" cy="1343660"/>
+            <wp:effectExtent l="0" t="0" r="0" b="8890"/>
+            <wp:docPr id="8" name="Image 8"/>
             <wp:cNvGraphicFramePr>
               <a:graphicFrameLocks xmlns:a="http://schemas.openxmlformats.org/drawingml/2006/main" noChangeAspect="1"/>
             </wp:cNvGraphicFramePr>
@@ -801,7 +814,7 @@
               <a:graphicData uri="http://schemas.openxmlformats.org/drawingml/2006/picture">
                 <pic:pic xmlns:pic="http://schemas.openxmlformats.org/drawingml/2006/picture">
                   <pic:nvPicPr>
-                    <pic:cNvPr id="3" name="Image 3" descr="1. s'assurer d'avoir le fichier menu_input.csv, puis le mettre dans le fichier RÉPERTOIRE_ACTIF"/>
+                    <pic:cNvPr id="8" name="Image 8"/>
                     <pic:cNvPicPr/>
                   </pic:nvPicPr>
                   <pic:blipFill>
@@ -819,7 +832,7 @@
                   <pic:spPr>
                     <a:xfrm>
                       <a:off x="0" y="0"/>
-                      <a:ext cx="6858000" cy="3281680"/>
+                      <a:ext cx="6858000" cy="1343660"/>
                     </a:xfrm>
                     <a:prstGeom prst="rect">
                       <a:avLst/>
@@ -834,21 +847,109 @@
     </w:p>
     <w:p>
       <w:pPr>
-        <w:pStyle w:val="Titre1"/>
-        <w:rPr>
-          <w:lang w:val="fr-CA"/>
-        </w:rPr>
-      </w:pPr>
-      <w:r>
-        <w:rPr>
-          <w:lang w:val="fr-CA"/>
-        </w:rPr>
-        <w:t>ÉTAPE 6</w:t>
-      </w:r>
-    </w:p>
-    <w:p>
-      <w:pPr>
-        <w:pStyle w:val="Paragraphedeliste"/>
+        <w:rPr>
+          <w:sz w:val="32"/>
+          <w:szCs w:val="32"/>
+          <w:lang w:val="fr-CA"/>
+        </w:rPr>
+      </w:pPr>
+    </w:p>
+    <w:p>
+      <w:pPr>
+        <w:rPr>
+          <w:sz w:val="32"/>
+          <w:szCs w:val="32"/>
+          <w:lang w:val="fr-CA"/>
+        </w:rPr>
+      </w:pPr>
+      <w:r>
+        <w:rPr>
+          <w:sz w:val="32"/>
+          <w:szCs w:val="32"/>
+          <w:lang w:val="fr-CA"/>
+        </w:rPr>
+        <w:t>La fenêtre se fermera automatiquement lorsque les opérations seront terminées.</w:t>
+      </w:r>
+    </w:p>
+    <w:p>
+      <w:pPr>
+        <w:rPr>
+          <w:sz w:val="32"/>
+          <w:szCs w:val="32"/>
+          <w:lang w:val="fr-CA"/>
+        </w:rPr>
+      </w:pPr>
+    </w:p>
+    <w:p>
+      <w:pPr>
+        <w:rPr>
+          <w:sz w:val="32"/>
+          <w:szCs w:val="32"/>
+          <w:lang w:val="fr-CA"/>
+        </w:rPr>
+      </w:pPr>
+    </w:p>
+    <w:p>
+      <w:pPr>
+        <w:rPr>
+          <w:sz w:val="32"/>
+          <w:szCs w:val="32"/>
+          <w:lang w:val="fr-CA"/>
+        </w:rPr>
+      </w:pPr>
+    </w:p>
+    <w:p>
+      <w:pPr>
+        <w:rPr>
+          <w:sz w:val="32"/>
+          <w:szCs w:val="32"/>
+          <w:lang w:val="fr-CA"/>
+        </w:rPr>
+      </w:pPr>
+    </w:p>
+    <w:p>
+      <w:pPr>
+        <w:rPr>
+          <w:sz w:val="32"/>
+          <w:szCs w:val="32"/>
+          <w:lang w:val="fr-CA"/>
+        </w:rPr>
+      </w:pPr>
+    </w:p>
+    <w:p>
+      <w:pPr>
+        <w:pStyle w:val="Heading1"/>
+        <w:rPr>
+          <w:u w:val="single"/>
+          <w:lang w:val="fr-CA"/>
+        </w:rPr>
+      </w:pPr>
+      <w:r>
+        <w:rPr>
+          <w:u w:val="single"/>
+          <w:lang w:val="fr-CA"/>
+        </w:rPr>
+        <w:lastRenderedPageBreak/>
+        <w:t xml:space="preserve">ÉTAPE </w:t>
+      </w:r>
+      <w:r>
+        <w:rPr>
+          <w:u w:val="single"/>
+          <w:lang w:val="fr-CA"/>
+        </w:rPr>
+        <w:t>5</w:t>
+      </w:r>
+    </w:p>
+    <w:p>
+      <w:pPr>
+        <w:rPr>
+          <w:lang w:val="fr-CA"/>
+        </w:rPr>
+      </w:pPr>
+    </w:p>
+    <w:p>
+      <w:pPr>
+        <w:pStyle w:val="ListParagraph"/>
         <w:numPr>
           <w:ilvl w:val="0"/>
           <w:numId w:val="3"/>
@@ -865,37 +966,31 @@
           <w:szCs w:val="32"/>
           <w:lang w:val="fr-CA"/>
         </w:rPr>
-        <w:t xml:space="preserve">Il devrait </w:t>
-      </w:r>
-    </w:p>
-    <w:p>
-      <w:pPr>
-        <w:pStyle w:val="Paragraphedeliste"/>
-        <w:numPr>
-          <w:ilvl w:val="0"/>
-          <w:numId w:val="3"/>
-        </w:numPr>
-        <w:rPr>
-          <w:sz w:val="32"/>
-          <w:szCs w:val="32"/>
-          <w:lang w:val="fr-CA"/>
-        </w:rPr>
-      </w:pPr>
-      <w:r>
-        <w:rPr>
-          <w:sz w:val="32"/>
-          <w:szCs w:val="32"/>
-          <w:lang w:val="fr-CA"/>
-        </w:rPr>
-        <w:t>Cliquer a l’endroit ou il y a le point rouge</w:t>
-      </w:r>
-      <w:r>
-        <w:rPr>
-          <w:sz w:val="32"/>
-          <w:szCs w:val="32"/>
-          <w:lang w:val="fr-CA"/>
-        </w:rPr>
-        <w:t>, écrire powershell</w:t>
+        <w:t>Allez dans le répertoire MENU_AUTO</w:t>
+      </w:r>
+      <w:r>
+        <w:rPr>
+          <w:sz w:val="32"/>
+          <w:szCs w:val="32"/>
+          <w:lang w:val="fr-CA"/>
+        </w:rPr>
+        <w:t>_OMERLO</w:t>
+      </w:r>
+      <w:r>
+        <w:rPr>
+          <w:sz w:val="32"/>
+          <w:szCs w:val="32"/>
+          <w:lang w:val="fr-CA"/>
+        </w:rPr>
+        <w:t xml:space="preserve">, </w:t>
+      </w:r>
+      <w:r>
+        <w:rPr>
+          <w:sz w:val="32"/>
+          <w:szCs w:val="32"/>
+          <w:lang w:val="fr-CA"/>
+        </w:rPr>
+        <w:t>le menu de la semaine devrait y être apparu!</w:t>
       </w:r>
     </w:p>
     <w:p>
@@ -914,10 +1009,10 @@
           <w:lang w:val="fr-CA"/>
         </w:rPr>
         <w:drawing>
-          <wp:inline distT="0" distB="0" distL="0" distR="0" wp14:anchorId="69623137" wp14:editId="23D132A9">
-            <wp:extent cx="6858000" cy="2911475"/>
-            <wp:effectExtent l="0" t="0" r="0" b="3175"/>
-            <wp:docPr id="8" name="Image 8" descr="Une image contenant texte&#10;&#10;Description générée automatiquement"/>
+          <wp:inline distT="0" distB="0" distL="0" distR="0" wp14:anchorId="3F25ACF7" wp14:editId="0D123505">
+            <wp:extent cx="6858000" cy="2517775"/>
+            <wp:effectExtent l="0" t="0" r="0" b="0"/>
+            <wp:docPr id="10" name="Image 10" descr="Une image contenant texte&#10;&#10;Description générée automatiquement"/>
             <wp:cNvGraphicFramePr>
               <a:graphicFrameLocks xmlns:a="http://schemas.openxmlformats.org/drawingml/2006/main" noChangeAspect="1"/>
             </wp:cNvGraphicFramePr>
@@ -925,7 +1020,7 @@
               <a:graphicData uri="http://schemas.openxmlformats.org/drawingml/2006/picture">
                 <pic:pic xmlns:pic="http://schemas.openxmlformats.org/drawingml/2006/picture">
                   <pic:nvPicPr>
-                    <pic:cNvPr id="8" name="Image 8" descr="Une image contenant texte&#10;&#10;Description générée automatiquement"/>
+                    <pic:cNvPr id="10" name="Image 10" descr="Une image contenant texte&#10;&#10;Description générée automatiquement"/>
                     <pic:cNvPicPr/>
                   </pic:nvPicPr>
                   <pic:blipFill>
@@ -943,7 +1038,7 @@
                   <pic:spPr>
                     <a:xfrm>
                       <a:off x="0" y="0"/>
-                      <a:ext cx="6858000" cy="2911475"/>
+                      <a:ext cx="6858000" cy="2517775"/>
                     </a:xfrm>
                     <a:prstGeom prst="rect">
                       <a:avLst/>
@@ -964,6 +1059,45 @@
           <w:lang w:val="fr-CA"/>
         </w:rPr>
       </w:pPr>
+    </w:p>
+    <w:p>
+      <w:pPr>
+        <w:pStyle w:val="ListParagraph"/>
+        <w:numPr>
+          <w:ilvl w:val="0"/>
+          <w:numId w:val="3"/>
+        </w:numPr>
+        <w:rPr>
+          <w:sz w:val="32"/>
+          <w:szCs w:val="32"/>
+          <w:lang w:val="fr-CA"/>
+        </w:rPr>
+      </w:pPr>
+      <w:r>
+        <w:rPr>
+          <w:sz w:val="32"/>
+          <w:szCs w:val="32"/>
+          <w:lang w:val="fr-CA"/>
+        </w:rPr>
+        <w:t>Ouvrez-le pour vous assurer que tout est correct</w:t>
+      </w:r>
+      <w:r>
+        <w:rPr>
+          <w:sz w:val="32"/>
+          <w:szCs w:val="32"/>
+          <w:lang w:val="fr-CA"/>
+        </w:rPr>
+        <w:t> :</w:t>
+      </w:r>
+    </w:p>
+    <w:p>
+      <w:pPr>
+        <w:rPr>
+          <w:sz w:val="32"/>
+          <w:szCs w:val="32"/>
+          <w:lang w:val="fr-CA"/>
+        </w:rPr>
+      </w:pPr>
       <w:r>
         <w:rPr>
           <w:noProof/>
@@ -971,12 +1105,11 @@
           <w:szCs w:val="32"/>
           <w:lang w:val="fr-CA"/>
         </w:rPr>
-        <w:lastRenderedPageBreak/>
         <w:drawing>
-          <wp:inline distT="0" distB="0" distL="0" distR="0" wp14:anchorId="709FADA1" wp14:editId="2AFDB4E7">
-            <wp:extent cx="6858000" cy="2875280"/>
-            <wp:effectExtent l="0" t="0" r="0" b="1270"/>
-            <wp:docPr id="9" name="Image 9" descr="Une image contenant texte&#10;&#10;Description générée automatiquement"/>
+          <wp:inline distT="0" distB="0" distL="0" distR="0" wp14:anchorId="6314AF73" wp14:editId="0E155A30">
+            <wp:extent cx="6858000" cy="3441065"/>
+            <wp:effectExtent l="0" t="0" r="0" b="6985"/>
+            <wp:docPr id="9" name="Image 9" descr="Une image contenant table&#10;&#10;Description générée automatiquement"/>
             <wp:cNvGraphicFramePr>
               <a:graphicFrameLocks xmlns:a="http://schemas.openxmlformats.org/drawingml/2006/main" noChangeAspect="1"/>
             </wp:cNvGraphicFramePr>
@@ -984,7 +1117,7 @@
               <a:graphicData uri="http://schemas.openxmlformats.org/drawingml/2006/picture">
                 <pic:pic xmlns:pic="http://schemas.openxmlformats.org/drawingml/2006/picture">
                   <pic:nvPicPr>
-                    <pic:cNvPr id="9" name="Image 9" descr="Une image contenant texte&#10;&#10;Description générée automatiquement"/>
+                    <pic:cNvPr id="9" name="Image 9" descr="Une image contenant table&#10;&#10;Description générée automatiquement"/>
                     <pic:cNvPicPr/>
                   </pic:nvPicPr>
                   <pic:blipFill>
@@ -1002,7 +1135,7 @@
                   <pic:spPr>
                     <a:xfrm>
                       <a:off x="0" y="0"/>
-                      <a:ext cx="6858000" cy="2875280"/>
+                      <a:ext cx="6858000" cy="3441065"/>
                     </a:xfrm>
                     <a:prstGeom prst="rect">
                       <a:avLst/>
@@ -1025,932 +1158,48 @@
       </w:pPr>
       <w:r>
         <w:rPr>
-          <w:noProof/>
-          <w:sz w:val="32"/>
-          <w:szCs w:val="32"/>
-          <w:lang w:val="fr-CA"/>
-        </w:rPr>
-        <w:drawing>
-          <wp:inline distT="0" distB="0" distL="0" distR="0" wp14:anchorId="7BF71A7B" wp14:editId="2145640E">
-            <wp:extent cx="6858000" cy="3021330"/>
-            <wp:effectExtent l="0" t="0" r="0" b="7620"/>
-            <wp:docPr id="10" name="Image 10" descr="Une image contenant texte&#10;&#10;Description générée automatiquement"/>
-            <wp:cNvGraphicFramePr>
-              <a:graphicFrameLocks xmlns:a="http://schemas.openxmlformats.org/drawingml/2006/main" noChangeAspect="1"/>
-            </wp:cNvGraphicFramePr>
-            <a:graphic xmlns:a="http://schemas.openxmlformats.org/drawingml/2006/main">
-              <a:graphicData uri="http://schemas.openxmlformats.org/drawingml/2006/picture">
-                <pic:pic xmlns:pic="http://schemas.openxmlformats.org/drawingml/2006/picture">
-                  <pic:nvPicPr>
-                    <pic:cNvPr id="10" name="Image 10" descr="Une image contenant texte&#10;&#10;Description générée automatiquement"/>
-                    <pic:cNvPicPr/>
-                  </pic:nvPicPr>
-                  <pic:blipFill>
-                    <a:blip r:embed="rId13">
-                      <a:extLst>
-                        <a:ext uri="{28A0092B-C50C-407E-A947-70E740481C1C}">
-                          <a14:useLocalDpi xmlns:a14="http://schemas.microsoft.com/office/drawing/2010/main" val="0"/>
-                        </a:ext>
-                      </a:extLst>
-                    </a:blip>
-                    <a:stretch>
-                      <a:fillRect/>
-                    </a:stretch>
-                  </pic:blipFill>
-                  <pic:spPr>
-                    <a:xfrm>
-                      <a:off x="0" y="0"/>
-                      <a:ext cx="6858000" cy="3021330"/>
-                    </a:xfrm>
-                    <a:prstGeom prst="rect">
-                      <a:avLst/>
-                    </a:prstGeom>
-                  </pic:spPr>
-                </pic:pic>
-              </a:graphicData>
-            </a:graphic>
-          </wp:inline>
-        </w:drawing>
-      </w:r>
-    </w:p>
-    <w:p>
-      <w:pPr>
-        <w:pStyle w:val="Titre1"/>
-        <w:rPr>
-          <w:lang w:val="fr-CA"/>
-        </w:rPr>
-      </w:pPr>
-      <w:r>
-        <w:rPr>
-          <w:lang w:val="fr-CA"/>
-        </w:rPr>
-        <w:t>ÉTAPE 7</w:t>
-      </w:r>
-      <w:r>
-        <w:rPr>
-          <w:lang w:val="fr-CA"/>
-        </w:rPr>
-        <w:t> : POWERSHELL</w:t>
-      </w:r>
-    </w:p>
-    <w:p>
-      <w:pPr>
-        <w:rPr>
-          <w:sz w:val="32"/>
-          <w:szCs w:val="32"/>
-          <w:lang w:val="fr-CA"/>
-        </w:rPr>
-      </w:pPr>
-    </w:p>
-    <w:p>
-      <w:pPr>
-        <w:rPr>
-          <w:sz w:val="32"/>
-          <w:szCs w:val="32"/>
-          <w:lang w:val="fr-CA"/>
-        </w:rPr>
-      </w:pPr>
-      <w:r>
-        <w:rPr>
-          <w:noProof/>
-          <w:sz w:val="32"/>
-          <w:szCs w:val="32"/>
-          <w:lang w:val="fr-CA"/>
-        </w:rPr>
-        <w:drawing>
-          <wp:inline distT="0" distB="0" distL="0" distR="0" wp14:anchorId="708F23F6" wp14:editId="4DD12E4E">
-            <wp:extent cx="6858000" cy="1523365"/>
-            <wp:effectExtent l="0" t="0" r="0" b="635"/>
-            <wp:docPr id="14" name="Image 14" descr="Une image contenant texte&#10;&#10;Description générée automatiquement"/>
-            <wp:cNvGraphicFramePr>
-              <a:graphicFrameLocks xmlns:a="http://schemas.openxmlformats.org/drawingml/2006/main" noChangeAspect="1"/>
-            </wp:cNvGraphicFramePr>
-            <a:graphic xmlns:a="http://schemas.openxmlformats.org/drawingml/2006/main">
-              <a:graphicData uri="http://schemas.openxmlformats.org/drawingml/2006/picture">
-                <pic:pic xmlns:pic="http://schemas.openxmlformats.org/drawingml/2006/picture">
-                  <pic:nvPicPr>
-                    <pic:cNvPr id="14" name="Image 14" descr="Une image contenant texte&#10;&#10;Description générée automatiquement"/>
-                    <pic:cNvPicPr/>
-                  </pic:nvPicPr>
-                  <pic:blipFill>
-                    <a:blip r:embed="rId14">
-                      <a:extLst>
-                        <a:ext uri="{28A0092B-C50C-407E-A947-70E740481C1C}">
-                          <a14:useLocalDpi xmlns:a14="http://schemas.microsoft.com/office/drawing/2010/main" val="0"/>
-                        </a:ext>
-                      </a:extLst>
-                    </a:blip>
-                    <a:stretch>
-                      <a:fillRect/>
-                    </a:stretch>
-                  </pic:blipFill>
-                  <pic:spPr>
-                    <a:xfrm>
-                      <a:off x="0" y="0"/>
-                      <a:ext cx="6858000" cy="1523365"/>
-                    </a:xfrm>
-                    <a:prstGeom prst="rect">
-                      <a:avLst/>
-                    </a:prstGeom>
-                  </pic:spPr>
-                </pic:pic>
-              </a:graphicData>
-            </a:graphic>
-          </wp:inline>
-        </w:drawing>
-      </w:r>
-    </w:p>
-    <w:p>
-      <w:pPr>
-        <w:rPr>
-          <w:sz w:val="32"/>
-          <w:szCs w:val="32"/>
-          <w:lang w:val="fr-CA"/>
-        </w:rPr>
-      </w:pPr>
-      <w:r>
-        <w:rPr>
-          <w:noProof/>
-          <w:sz w:val="32"/>
-          <w:szCs w:val="32"/>
-          <w:lang w:val="fr-CA"/>
-        </w:rPr>
-        <w:lastRenderedPageBreak/>
-        <w:drawing>
-          <wp:inline distT="0" distB="0" distL="0" distR="0" wp14:anchorId="747927E7" wp14:editId="4D78BFC7">
-            <wp:extent cx="6858000" cy="1254760"/>
-            <wp:effectExtent l="0" t="0" r="0" b="2540"/>
-            <wp:docPr id="15" name="Image 15" descr="Une image contenant texte&#10;&#10;Description générée automatiquement"/>
-            <wp:cNvGraphicFramePr>
-              <a:graphicFrameLocks xmlns:a="http://schemas.openxmlformats.org/drawingml/2006/main" noChangeAspect="1"/>
-            </wp:cNvGraphicFramePr>
-            <a:graphic xmlns:a="http://schemas.openxmlformats.org/drawingml/2006/main">
-              <a:graphicData uri="http://schemas.openxmlformats.org/drawingml/2006/picture">
-                <pic:pic xmlns:pic="http://schemas.openxmlformats.org/drawingml/2006/picture">
-                  <pic:nvPicPr>
-                    <pic:cNvPr id="15" name="Image 15" descr="Une image contenant texte&#10;&#10;Description générée automatiquement"/>
-                    <pic:cNvPicPr/>
-                  </pic:nvPicPr>
-                  <pic:blipFill>
-                    <a:blip r:embed="rId15">
-                      <a:extLst>
-                        <a:ext uri="{28A0092B-C50C-407E-A947-70E740481C1C}">
-                          <a14:useLocalDpi xmlns:a14="http://schemas.microsoft.com/office/drawing/2010/main" val="0"/>
-                        </a:ext>
-                      </a:extLst>
-                    </a:blip>
-                    <a:stretch>
-                      <a:fillRect/>
-                    </a:stretch>
-                  </pic:blipFill>
-                  <pic:spPr>
-                    <a:xfrm>
-                      <a:off x="0" y="0"/>
-                      <a:ext cx="6858000" cy="1254760"/>
-                    </a:xfrm>
-                    <a:prstGeom prst="rect">
-                      <a:avLst/>
-                    </a:prstGeom>
-                  </pic:spPr>
-                </pic:pic>
-              </a:graphicData>
-            </a:graphic>
-          </wp:inline>
-        </w:drawing>
-      </w:r>
-    </w:p>
-    <w:p>
-      <w:pPr>
-        <w:rPr>
-          <w:sz w:val="32"/>
-          <w:szCs w:val="32"/>
-          <w:lang w:val="fr-CA"/>
-        </w:rPr>
-      </w:pPr>
-      <w:r>
-        <w:rPr>
-          <w:noProof/>
-          <w:sz w:val="32"/>
-          <w:szCs w:val="32"/>
-          <w:lang w:val="fr-CA"/>
-        </w:rPr>
-        <w:drawing>
-          <wp:inline distT="0" distB="0" distL="0" distR="0" wp14:anchorId="298E3BB2" wp14:editId="1A2C122D">
-            <wp:extent cx="6858000" cy="1307465"/>
-            <wp:effectExtent l="0" t="0" r="0" b="6985"/>
-            <wp:docPr id="16" name="Image 16" descr="Une image contenant texte&#10;&#10;Description générée automatiquement"/>
-            <wp:cNvGraphicFramePr>
-              <a:graphicFrameLocks xmlns:a="http://schemas.openxmlformats.org/drawingml/2006/main" noChangeAspect="1"/>
-            </wp:cNvGraphicFramePr>
-            <a:graphic xmlns:a="http://schemas.openxmlformats.org/drawingml/2006/main">
-              <a:graphicData uri="http://schemas.openxmlformats.org/drawingml/2006/picture">
-                <pic:pic xmlns:pic="http://schemas.openxmlformats.org/drawingml/2006/picture">
-                  <pic:nvPicPr>
-                    <pic:cNvPr id="16" name="Image 16" descr="Une image contenant texte&#10;&#10;Description générée automatiquement"/>
-                    <pic:cNvPicPr/>
-                  </pic:nvPicPr>
-                  <pic:blipFill>
-                    <a:blip r:embed="rId16">
-                      <a:extLst>
-                        <a:ext uri="{28A0092B-C50C-407E-A947-70E740481C1C}">
-                          <a14:useLocalDpi xmlns:a14="http://schemas.microsoft.com/office/drawing/2010/main" val="0"/>
-                        </a:ext>
-                      </a:extLst>
-                    </a:blip>
-                    <a:stretch>
-                      <a:fillRect/>
-                    </a:stretch>
-                  </pic:blipFill>
-                  <pic:spPr>
-                    <a:xfrm>
-                      <a:off x="0" y="0"/>
-                      <a:ext cx="6858000" cy="1307465"/>
-                    </a:xfrm>
-                    <a:prstGeom prst="rect">
-                      <a:avLst/>
-                    </a:prstGeom>
-                  </pic:spPr>
-                </pic:pic>
-              </a:graphicData>
-            </a:graphic>
-          </wp:inline>
-        </w:drawing>
-      </w:r>
-    </w:p>
-    <w:p>
-      <w:pPr>
-        <w:rPr>
-          <w:sz w:val="32"/>
-          <w:szCs w:val="32"/>
-          <w:lang w:val="fr-CA"/>
-        </w:rPr>
-      </w:pPr>
-    </w:p>
-    <w:p>
-      <w:pPr>
-        <w:pStyle w:val="Titre1"/>
-        <w:rPr>
-          <w:lang w:val="fr-CA"/>
-        </w:rPr>
-      </w:pPr>
-      <w:r>
-        <w:rPr>
-          <w:lang w:val="fr-CA"/>
-        </w:rPr>
-        <w:t>ÉTAPE 8</w:t>
-      </w:r>
-    </w:p>
-    <w:p>
-      <w:pPr>
-        <w:rPr>
-          <w:sz w:val="32"/>
-          <w:szCs w:val="32"/>
-          <w:lang w:val="fr-CA"/>
-        </w:rPr>
-      </w:pPr>
-      <w:r>
-        <w:rPr>
-          <w:noProof/>
-          <w:sz w:val="32"/>
-          <w:szCs w:val="32"/>
-          <w:lang w:val="fr-CA"/>
-        </w:rPr>
-        <w:drawing>
-          <wp:inline distT="0" distB="0" distL="0" distR="0" wp14:anchorId="060844E2" wp14:editId="6C5CC4A8">
-            <wp:extent cx="6858000" cy="3029585"/>
-            <wp:effectExtent l="0" t="0" r="0" b="0"/>
-            <wp:docPr id="20" name="Image 20" descr="Une image contenant texte&#10;&#10;Description générée automatiquement"/>
-            <wp:cNvGraphicFramePr>
-              <a:graphicFrameLocks xmlns:a="http://schemas.openxmlformats.org/drawingml/2006/main" noChangeAspect="1"/>
-            </wp:cNvGraphicFramePr>
-            <a:graphic xmlns:a="http://schemas.openxmlformats.org/drawingml/2006/main">
-              <a:graphicData uri="http://schemas.openxmlformats.org/drawingml/2006/picture">
-                <pic:pic xmlns:pic="http://schemas.openxmlformats.org/drawingml/2006/picture">
-                  <pic:nvPicPr>
-                    <pic:cNvPr id="20" name="Image 20" descr="Une image contenant texte&#10;&#10;Description générée automatiquement"/>
-                    <pic:cNvPicPr/>
-                  </pic:nvPicPr>
-                  <pic:blipFill>
-                    <a:blip r:embed="rId17">
-                      <a:extLst>
-                        <a:ext uri="{28A0092B-C50C-407E-A947-70E740481C1C}">
-                          <a14:useLocalDpi xmlns:a14="http://schemas.microsoft.com/office/drawing/2010/main" val="0"/>
-                        </a:ext>
-                      </a:extLst>
-                    </a:blip>
-                    <a:stretch>
-                      <a:fillRect/>
-                    </a:stretch>
-                  </pic:blipFill>
-                  <pic:spPr>
-                    <a:xfrm>
-                      <a:off x="0" y="0"/>
-                      <a:ext cx="6858000" cy="3029585"/>
-                    </a:xfrm>
-                    <a:prstGeom prst="rect">
-                      <a:avLst/>
-                    </a:prstGeom>
-                  </pic:spPr>
-                </pic:pic>
-              </a:graphicData>
-            </a:graphic>
-          </wp:inline>
-        </w:drawing>
-      </w:r>
-    </w:p>
-    <w:p>
-      <w:pPr>
-        <w:rPr>
-          <w:sz w:val="32"/>
-          <w:szCs w:val="32"/>
-          <w:lang w:val="fr-CA"/>
-        </w:rPr>
-      </w:pPr>
-    </w:p>
-    <w:p>
-      <w:pPr>
-        <w:rPr>
-          <w:sz w:val="32"/>
-          <w:szCs w:val="32"/>
-          <w:lang w:val="fr-CA"/>
-        </w:rPr>
-      </w:pPr>
-      <w:r>
-        <w:rPr>
-          <w:noProof/>
-          <w:sz w:val="32"/>
-          <w:szCs w:val="32"/>
-          <w:lang w:val="fr-CA"/>
-        </w:rPr>
-        <w:lastRenderedPageBreak/>
-        <w:drawing>
-          <wp:inline distT="0" distB="0" distL="0" distR="0" wp14:anchorId="686D153E" wp14:editId="2C294B90">
-            <wp:extent cx="6858000" cy="4295775"/>
-            <wp:effectExtent l="0" t="0" r="0" b="9525"/>
-            <wp:docPr id="18" name="Image 18" descr="Une image contenant table&#10;&#10;Description générée automatiquement"/>
-            <wp:cNvGraphicFramePr>
-              <a:graphicFrameLocks xmlns:a="http://schemas.openxmlformats.org/drawingml/2006/main" noChangeAspect="1"/>
-            </wp:cNvGraphicFramePr>
-            <a:graphic xmlns:a="http://schemas.openxmlformats.org/drawingml/2006/main">
-              <a:graphicData uri="http://schemas.openxmlformats.org/drawingml/2006/picture">
-                <pic:pic xmlns:pic="http://schemas.openxmlformats.org/drawingml/2006/picture">
-                  <pic:nvPicPr>
-                    <pic:cNvPr id="18" name="Image 18" descr="Une image contenant table&#10;&#10;Description générée automatiquement"/>
-                    <pic:cNvPicPr/>
-                  </pic:nvPicPr>
-                  <pic:blipFill>
-                    <a:blip r:embed="rId18">
-                      <a:extLst>
-                        <a:ext uri="{28A0092B-C50C-407E-A947-70E740481C1C}">
-                          <a14:useLocalDpi xmlns:a14="http://schemas.microsoft.com/office/drawing/2010/main" val="0"/>
-                        </a:ext>
-                      </a:extLst>
-                    </a:blip>
-                    <a:stretch>
-                      <a:fillRect/>
-                    </a:stretch>
-                  </pic:blipFill>
-                  <pic:spPr>
-                    <a:xfrm>
-                      <a:off x="0" y="0"/>
-                      <a:ext cx="6858000" cy="4295775"/>
-                    </a:xfrm>
-                    <a:prstGeom prst="rect">
-                      <a:avLst/>
-                    </a:prstGeom>
-                  </pic:spPr>
-                </pic:pic>
-              </a:graphicData>
-            </a:graphic>
-          </wp:inline>
-        </w:drawing>
-      </w:r>
-    </w:p>
-    <w:p>
-      <w:pPr>
-        <w:rPr>
-          <w:sz w:val="32"/>
-          <w:szCs w:val="32"/>
-          <w:lang w:val="fr-CA"/>
-        </w:rPr>
-      </w:pPr>
-      <w:r>
-        <w:rPr>
-          <w:noProof/>
-          <w:sz w:val="32"/>
-          <w:szCs w:val="32"/>
-          <w:lang w:val="fr-CA"/>
-        </w:rPr>
-        <w:lastRenderedPageBreak/>
-        <w:drawing>
-          <wp:inline distT="0" distB="0" distL="0" distR="0" wp14:anchorId="7DDB2D94" wp14:editId="2E9DBA02">
-            <wp:extent cx="6858000" cy="3981450"/>
-            <wp:effectExtent l="0" t="0" r="0" b="0"/>
-            <wp:docPr id="19" name="Image 19" descr="Une image contenant table&#10;&#10;Description générée automatiquement"/>
-            <wp:cNvGraphicFramePr>
-              <a:graphicFrameLocks xmlns:a="http://schemas.openxmlformats.org/drawingml/2006/main" noChangeAspect="1"/>
-            </wp:cNvGraphicFramePr>
-            <a:graphic xmlns:a="http://schemas.openxmlformats.org/drawingml/2006/main">
-              <a:graphicData uri="http://schemas.openxmlformats.org/drawingml/2006/picture">
-                <pic:pic xmlns:pic="http://schemas.openxmlformats.org/drawingml/2006/picture">
-                  <pic:nvPicPr>
-                    <pic:cNvPr id="19" name="Image 19" descr="Une image contenant table&#10;&#10;Description générée automatiquement"/>
-                    <pic:cNvPicPr/>
-                  </pic:nvPicPr>
-                  <pic:blipFill>
-                    <a:blip r:embed="rId19" cstate="print">
-                      <a:extLst>
-                        <a:ext uri="{28A0092B-C50C-407E-A947-70E740481C1C}">
-                          <a14:useLocalDpi xmlns:a14="http://schemas.microsoft.com/office/drawing/2010/main" val="0"/>
-                        </a:ext>
-                      </a:extLst>
-                    </a:blip>
-                    <a:stretch>
-                      <a:fillRect/>
-                    </a:stretch>
-                  </pic:blipFill>
-                  <pic:spPr>
-                    <a:xfrm>
-                      <a:off x="0" y="0"/>
-                      <a:ext cx="6858000" cy="3981450"/>
-                    </a:xfrm>
-                    <a:prstGeom prst="rect">
-                      <a:avLst/>
-                    </a:prstGeom>
-                  </pic:spPr>
-                </pic:pic>
-              </a:graphicData>
-            </a:graphic>
-          </wp:inline>
-        </w:drawing>
-      </w:r>
-      <w:r>
-        <w:rPr>
-          <w:noProof/>
-          <w:sz w:val="32"/>
-          <w:szCs w:val="32"/>
-          <w:lang w:val="fr-CA"/>
-        </w:rPr>
-        <w:drawing>
-          <wp:inline distT="0" distB="0" distL="0" distR="0" wp14:anchorId="46279938" wp14:editId="3BB452BF">
-            <wp:extent cx="6858000" cy="2632710"/>
-            <wp:effectExtent l="0" t="0" r="0" b="0"/>
-            <wp:docPr id="21" name="Image 21" descr="Une image contenant texte&#10;&#10;Description générée automatiquement"/>
-            <wp:cNvGraphicFramePr>
-              <a:graphicFrameLocks xmlns:a="http://schemas.openxmlformats.org/drawingml/2006/main" noChangeAspect="1"/>
-            </wp:cNvGraphicFramePr>
-            <a:graphic xmlns:a="http://schemas.openxmlformats.org/drawingml/2006/main">
-              <a:graphicData uri="http://schemas.openxmlformats.org/drawingml/2006/picture">
-                <pic:pic xmlns:pic="http://schemas.openxmlformats.org/drawingml/2006/picture">
-                  <pic:nvPicPr>
-                    <pic:cNvPr id="21" name="Image 21" descr="Une image contenant texte&#10;&#10;Description générée automatiquement"/>
-                    <pic:cNvPicPr/>
-                  </pic:nvPicPr>
-                  <pic:blipFill>
-                    <a:blip r:embed="rId20" cstate="print">
-                      <a:extLst>
-                        <a:ext uri="{28A0092B-C50C-407E-A947-70E740481C1C}">
-                          <a14:useLocalDpi xmlns:a14="http://schemas.microsoft.com/office/drawing/2010/main" val="0"/>
-                        </a:ext>
-                      </a:extLst>
-                    </a:blip>
-                    <a:stretch>
-                      <a:fillRect/>
-                    </a:stretch>
-                  </pic:blipFill>
-                  <pic:spPr>
-                    <a:xfrm>
-                      <a:off x="0" y="0"/>
-                      <a:ext cx="6858000" cy="2632710"/>
-                    </a:xfrm>
-                    <a:prstGeom prst="rect">
-                      <a:avLst/>
-                    </a:prstGeom>
-                  </pic:spPr>
-                </pic:pic>
-              </a:graphicData>
-            </a:graphic>
-          </wp:inline>
-        </w:drawing>
-      </w:r>
-    </w:p>
-    <w:p>
-      <w:pPr>
-        <w:pStyle w:val="Titre1"/>
-        <w:rPr>
-          <w:lang w:val="fr-CA"/>
-        </w:rPr>
-      </w:pPr>
-      <w:r>
-        <w:rPr>
-          <w:lang w:val="fr-CA"/>
-        </w:rPr>
-        <w:t>ÉTAPE 9</w:t>
-      </w:r>
-      <w:r>
-        <w:rPr>
-          <w:lang w:val="fr-CA"/>
-        </w:rPr>
-        <w:t> : DERNIER BOUT!</w:t>
-      </w:r>
-    </w:p>
-    <w:p>
-      <w:pPr>
-        <w:rPr>
-          <w:sz w:val="32"/>
-          <w:szCs w:val="32"/>
-          <w:lang w:val="fr-CA"/>
-        </w:rPr>
-      </w:pPr>
-    </w:p>
-    <w:p>
-      <w:pPr>
-        <w:rPr>
-          <w:sz w:val="32"/>
-          <w:szCs w:val="32"/>
-          <w:lang w:val="fr-CA"/>
-        </w:rPr>
-      </w:pPr>
-      <w:r>
-        <w:rPr>
-          <w:noProof/>
-          <w:sz w:val="32"/>
-          <w:szCs w:val="32"/>
-          <w:lang w:val="fr-CA"/>
-        </w:rPr>
-        <w:lastRenderedPageBreak/>
-        <w:drawing>
-          <wp:inline distT="0" distB="0" distL="0" distR="0" wp14:anchorId="210D65F6" wp14:editId="0803315F">
-            <wp:extent cx="6858000" cy="3530600"/>
-            <wp:effectExtent l="0" t="0" r="0" b="0"/>
-            <wp:docPr id="22" name="Image 22" descr="Une image contenant table&#10;&#10;Description générée automatiquement"/>
-            <wp:cNvGraphicFramePr>
-              <a:graphicFrameLocks xmlns:a="http://schemas.openxmlformats.org/drawingml/2006/main" noChangeAspect="1"/>
-            </wp:cNvGraphicFramePr>
-            <a:graphic xmlns:a="http://schemas.openxmlformats.org/drawingml/2006/main">
-              <a:graphicData uri="http://schemas.openxmlformats.org/drawingml/2006/picture">
-                <pic:pic xmlns:pic="http://schemas.openxmlformats.org/drawingml/2006/picture">
-                  <pic:nvPicPr>
-                    <pic:cNvPr id="22" name="Image 22" descr="Une image contenant table&#10;&#10;Description générée automatiquement"/>
-                    <pic:cNvPicPr/>
-                  </pic:nvPicPr>
-                  <pic:blipFill>
-                    <a:blip r:embed="rId21" cstate="print">
-                      <a:extLst>
-                        <a:ext uri="{28A0092B-C50C-407E-A947-70E740481C1C}">
-                          <a14:useLocalDpi xmlns:a14="http://schemas.microsoft.com/office/drawing/2010/main" val="0"/>
-                        </a:ext>
-                      </a:extLst>
-                    </a:blip>
-                    <a:stretch>
-                      <a:fillRect/>
-                    </a:stretch>
-                  </pic:blipFill>
-                  <pic:spPr>
-                    <a:xfrm>
-                      <a:off x="0" y="0"/>
-                      <a:ext cx="6858000" cy="3530600"/>
-                    </a:xfrm>
-                    <a:prstGeom prst="rect">
-                      <a:avLst/>
-                    </a:prstGeom>
-                  </pic:spPr>
-                </pic:pic>
-              </a:graphicData>
-            </a:graphic>
-          </wp:inline>
-        </w:drawing>
-      </w:r>
-    </w:p>
-    <w:p>
-      <w:pPr>
-        <w:rPr>
-          <w:sz w:val="32"/>
-          <w:szCs w:val="32"/>
-          <w:lang w:val="fr-CA"/>
-        </w:rPr>
-      </w:pPr>
-      <w:r>
-        <w:rPr>
-          <w:noProof/>
-          <w:sz w:val="32"/>
-          <w:szCs w:val="32"/>
-          <w:lang w:val="fr-CA"/>
-        </w:rPr>
-        <w:drawing>
-          <wp:inline distT="0" distB="0" distL="0" distR="0" wp14:anchorId="562E422F" wp14:editId="497B5706">
-            <wp:extent cx="6858000" cy="3496945"/>
-            <wp:effectExtent l="0" t="0" r="0" b="8255"/>
-            <wp:docPr id="23" name="Image 23" descr="Une image contenant table&#10;&#10;Description générée automatiquement"/>
-            <wp:cNvGraphicFramePr>
-              <a:graphicFrameLocks xmlns:a="http://schemas.openxmlformats.org/drawingml/2006/main" noChangeAspect="1"/>
-            </wp:cNvGraphicFramePr>
-            <a:graphic xmlns:a="http://schemas.openxmlformats.org/drawingml/2006/main">
-              <a:graphicData uri="http://schemas.openxmlformats.org/drawingml/2006/picture">
-                <pic:pic xmlns:pic="http://schemas.openxmlformats.org/drawingml/2006/picture">
-                  <pic:nvPicPr>
-                    <pic:cNvPr id="23" name="Image 23" descr="Une image contenant table&#10;&#10;Description générée automatiquement"/>
-                    <pic:cNvPicPr/>
-                  </pic:nvPicPr>
-                  <pic:blipFill>
-                    <a:blip r:embed="rId22" cstate="print">
-                      <a:extLst>
-                        <a:ext uri="{28A0092B-C50C-407E-A947-70E740481C1C}">
-                          <a14:useLocalDpi xmlns:a14="http://schemas.microsoft.com/office/drawing/2010/main" val="0"/>
-                        </a:ext>
-                      </a:extLst>
-                    </a:blip>
-                    <a:stretch>
-                      <a:fillRect/>
-                    </a:stretch>
-                  </pic:blipFill>
-                  <pic:spPr>
-                    <a:xfrm>
-                      <a:off x="0" y="0"/>
-                      <a:ext cx="6858000" cy="3496945"/>
-                    </a:xfrm>
-                    <a:prstGeom prst="rect">
-                      <a:avLst/>
-                    </a:prstGeom>
-                  </pic:spPr>
-                </pic:pic>
-              </a:graphicData>
-            </a:graphic>
-          </wp:inline>
-        </w:drawing>
-      </w:r>
-    </w:p>
-    <w:p>
-      <w:pPr>
-        <w:rPr>
-          <w:sz w:val="32"/>
-          <w:szCs w:val="32"/>
-          <w:lang w:val="fr-CA"/>
-        </w:rPr>
-      </w:pPr>
-      <w:r>
-        <w:rPr>
-          <w:noProof/>
-          <w:sz w:val="32"/>
-          <w:szCs w:val="32"/>
-          <w:lang w:val="fr-CA"/>
-        </w:rPr>
-        <w:lastRenderedPageBreak/>
-        <w:drawing>
-          <wp:inline distT="0" distB="0" distL="0" distR="0" wp14:anchorId="2D38C8EB" wp14:editId="607D2185">
-            <wp:extent cx="6285714" cy="3580952"/>
-            <wp:effectExtent l="0" t="0" r="1270" b="635"/>
-            <wp:docPr id="24" name="Image 24" descr="Une image contenant table&#10;&#10;Description générée automatiquement"/>
-            <wp:cNvGraphicFramePr>
-              <a:graphicFrameLocks xmlns:a="http://schemas.openxmlformats.org/drawingml/2006/main" noChangeAspect="1"/>
-            </wp:cNvGraphicFramePr>
-            <a:graphic xmlns:a="http://schemas.openxmlformats.org/drawingml/2006/main">
-              <a:graphicData uri="http://schemas.openxmlformats.org/drawingml/2006/picture">
-                <pic:pic xmlns:pic="http://schemas.openxmlformats.org/drawingml/2006/picture">
-                  <pic:nvPicPr>
-                    <pic:cNvPr id="24" name="Image 24" descr="Une image contenant table&#10;&#10;Description générée automatiquement"/>
-                    <pic:cNvPicPr/>
-                  </pic:nvPicPr>
-                  <pic:blipFill>
-                    <a:blip r:embed="rId23">
-                      <a:extLst>
-                        <a:ext uri="{28A0092B-C50C-407E-A947-70E740481C1C}">
-                          <a14:useLocalDpi xmlns:a14="http://schemas.microsoft.com/office/drawing/2010/main" val="0"/>
-                        </a:ext>
-                      </a:extLst>
-                    </a:blip>
-                    <a:stretch>
-                      <a:fillRect/>
-                    </a:stretch>
-                  </pic:blipFill>
-                  <pic:spPr>
-                    <a:xfrm>
-                      <a:off x="0" y="0"/>
-                      <a:ext cx="6285714" cy="3580952"/>
-                    </a:xfrm>
-                    <a:prstGeom prst="rect">
-                      <a:avLst/>
-                    </a:prstGeom>
-                  </pic:spPr>
-                </pic:pic>
-              </a:graphicData>
-            </a:graphic>
-          </wp:inline>
-        </w:drawing>
-      </w:r>
-    </w:p>
-    <w:p>
-      <w:pPr>
-        <w:rPr>
-          <w:sz w:val="32"/>
-          <w:szCs w:val="32"/>
-          <w:lang w:val="fr-CA"/>
-        </w:rPr>
-      </w:pPr>
-      <w:r>
-        <w:rPr>
-          <w:sz w:val="32"/>
-          <w:szCs w:val="32"/>
-          <w:lang w:val="fr-CA"/>
-        </w:rPr>
-        <w:t>Cliquer sur Rompre les liaisons</w:t>
-      </w:r>
-    </w:p>
-    <w:p>
-      <w:pPr>
-        <w:rPr>
-          <w:sz w:val="32"/>
-          <w:szCs w:val="32"/>
-          <w:lang w:val="fr-CA"/>
-        </w:rPr>
-      </w:pPr>
-      <w:r>
-        <w:rPr>
-          <w:noProof/>
-          <w:sz w:val="32"/>
-          <w:szCs w:val="32"/>
-          <w:lang w:val="fr-CA"/>
-        </w:rPr>
-        <w:drawing>
-          <wp:inline distT="0" distB="0" distL="0" distR="0" wp14:anchorId="54425120" wp14:editId="6D98EBE6">
-            <wp:extent cx="7059706" cy="600075"/>
-            <wp:effectExtent l="0" t="0" r="8255" b="0"/>
-            <wp:docPr id="25" name="Image 25"/>
-            <wp:cNvGraphicFramePr>
-              <a:graphicFrameLocks xmlns:a="http://schemas.openxmlformats.org/drawingml/2006/main" noChangeAspect="1"/>
-            </wp:cNvGraphicFramePr>
-            <a:graphic xmlns:a="http://schemas.openxmlformats.org/drawingml/2006/main">
-              <a:graphicData uri="http://schemas.openxmlformats.org/drawingml/2006/picture">
-                <pic:pic xmlns:pic="http://schemas.openxmlformats.org/drawingml/2006/picture">
-                  <pic:nvPicPr>
-                    <pic:cNvPr id="25" name="Image 25"/>
-                    <pic:cNvPicPr/>
-                  </pic:nvPicPr>
-                  <pic:blipFill>
-                    <a:blip r:embed="rId24">
-                      <a:extLst>
-                        <a:ext uri="{28A0092B-C50C-407E-A947-70E740481C1C}">
-                          <a14:useLocalDpi xmlns:a14="http://schemas.microsoft.com/office/drawing/2010/main" val="0"/>
-                        </a:ext>
-                      </a:extLst>
-                    </a:blip>
-                    <a:stretch>
-                      <a:fillRect/>
-                    </a:stretch>
-                  </pic:blipFill>
-                  <pic:spPr>
-                    <a:xfrm>
-                      <a:off x="0" y="0"/>
-                      <a:ext cx="7064126" cy="600451"/>
-                    </a:xfrm>
-                    <a:prstGeom prst="rect">
-                      <a:avLst/>
-                    </a:prstGeom>
-                  </pic:spPr>
-                </pic:pic>
-              </a:graphicData>
-            </a:graphic>
-          </wp:inline>
-        </w:drawing>
-      </w:r>
-    </w:p>
-    <w:p>
-      <w:pPr>
-        <w:rPr>
-          <w:sz w:val="32"/>
-          <w:szCs w:val="32"/>
-          <w:lang w:val="fr-CA"/>
-        </w:rPr>
-      </w:pPr>
-    </w:p>
-    <w:p>
-      <w:pPr>
-        <w:rPr>
-          <w:sz w:val="32"/>
-          <w:szCs w:val="32"/>
-          <w:lang w:val="fr-CA"/>
-        </w:rPr>
-      </w:pPr>
-    </w:p>
-    <w:p>
-      <w:pPr>
-        <w:pStyle w:val="Titre1"/>
-        <w:rPr>
-          <w:lang w:val="fr-CA"/>
-        </w:rPr>
-      </w:pPr>
-      <w:r>
-        <w:rPr>
-          <w:lang w:val="fr-CA"/>
-        </w:rPr>
-        <w:t>ÉTAPE 10</w:t>
-      </w:r>
-      <w:r>
-        <w:rPr>
-          <w:lang w:val="fr-CA"/>
-        </w:rPr>
-        <w:t> : CHANGER LA DATE!</w:t>
-      </w:r>
-    </w:p>
-    <w:p>
-      <w:pPr>
-        <w:rPr>
-          <w:lang w:val="fr-CA"/>
-        </w:rPr>
-      </w:pPr>
-    </w:p>
-    <w:p>
-      <w:pPr>
-        <w:rPr>
-          <w:sz w:val="32"/>
-          <w:szCs w:val="32"/>
-          <w:lang w:val="fr-CA"/>
-        </w:rPr>
-      </w:pPr>
-      <w:r>
-        <w:rPr>
-          <w:noProof/>
-          <w:sz w:val="32"/>
-          <w:szCs w:val="32"/>
-          <w:lang w:val="fr-CA"/>
-        </w:rPr>
-        <w:drawing>
-          <wp:inline distT="0" distB="0" distL="0" distR="0" wp14:anchorId="6F57EA25" wp14:editId="1ABE8661">
-            <wp:extent cx="3419952" cy="1600423"/>
-            <wp:effectExtent l="0" t="0" r="9525" b="0"/>
-            <wp:docPr id="27" name="Image 27" descr="Une image contenant table&#10;&#10;Description générée automatiquement"/>
-            <wp:cNvGraphicFramePr>
-              <a:graphicFrameLocks xmlns:a="http://schemas.openxmlformats.org/drawingml/2006/main" noChangeAspect="1"/>
-            </wp:cNvGraphicFramePr>
-            <a:graphic xmlns:a="http://schemas.openxmlformats.org/drawingml/2006/main">
-              <a:graphicData uri="http://schemas.openxmlformats.org/drawingml/2006/picture">
-                <pic:pic xmlns:pic="http://schemas.openxmlformats.org/drawingml/2006/picture">
-                  <pic:nvPicPr>
-                    <pic:cNvPr id="27" name="Image 27" descr="Une image contenant table&#10;&#10;Description générée automatiquement"/>
-                    <pic:cNvPicPr/>
-                  </pic:nvPicPr>
-                  <pic:blipFill>
-                    <a:blip r:embed="rId25">
-                      <a:extLst>
-                        <a:ext uri="{28A0092B-C50C-407E-A947-70E740481C1C}">
-                          <a14:useLocalDpi xmlns:a14="http://schemas.microsoft.com/office/drawing/2010/main" val="0"/>
-                        </a:ext>
-                      </a:extLst>
-                    </a:blip>
-                    <a:stretch>
-                      <a:fillRect/>
-                    </a:stretch>
-                  </pic:blipFill>
-                  <pic:spPr>
-                    <a:xfrm>
-                      <a:off x="0" y="0"/>
-                      <a:ext cx="3419952" cy="1600423"/>
-                    </a:xfrm>
-                    <a:prstGeom prst="rect">
-                      <a:avLst/>
-                    </a:prstGeom>
-                  </pic:spPr>
-                </pic:pic>
-              </a:graphicData>
-            </a:graphic>
-          </wp:inline>
-        </w:drawing>
-      </w:r>
-    </w:p>
-    <w:p>
-      <w:pPr>
-        <w:rPr>
-          <w:sz w:val="32"/>
-          <w:szCs w:val="32"/>
-          <w:lang w:val="fr-CA"/>
-        </w:rPr>
-      </w:pPr>
-      <w:r>
-        <w:rPr>
-          <w:sz w:val="32"/>
-          <w:szCs w:val="32"/>
-          <w:lang w:val="fr-CA"/>
-        </w:rPr>
-        <w:t>SAUVEGARDER!</w:t>
-      </w:r>
-    </w:p>
-    <w:p>
-      <w:pPr>
-        <w:rPr>
-          <w:sz w:val="32"/>
-          <w:szCs w:val="32"/>
-          <w:lang w:val="fr-CA"/>
-        </w:rPr>
-      </w:pPr>
-    </w:p>
-    <w:p>
-      <w:pPr>
-        <w:rPr>
-          <w:sz w:val="32"/>
-          <w:szCs w:val="32"/>
-          <w:lang w:val="fr-CA"/>
-        </w:rPr>
-      </w:pPr>
+          <w:sz w:val="32"/>
+          <w:szCs w:val="32"/>
+          <w:lang w:val="fr-CA"/>
+        </w:rPr>
+        <w:t xml:space="preserve">Si vous changez </w:t>
+      </w:r>
+      <w:r>
+        <w:rPr>
+          <w:sz w:val="32"/>
+          <w:szCs w:val="32"/>
+          <w:lang w:val="fr-CA"/>
+        </w:rPr>
+        <w:t xml:space="preserve">quoi que ce soit </w:t>
+      </w:r>
+      <w:r>
+        <w:rPr>
+          <w:sz w:val="32"/>
+          <w:szCs w:val="32"/>
+          <w:lang w:val="fr-CA"/>
+        </w:rPr>
+        <w:t xml:space="preserve"> </w:t>
+      </w:r>
+    </w:p>
+    <w:p>
+      <w:pPr>
+        <w:jc w:val="center"/>
+        <w:rPr>
+          <w:color w:val="FF0000"/>
+          <w:sz w:val="44"/>
+          <w:szCs w:val="44"/>
+          <w:lang w:val="fr-CA"/>
+        </w:rPr>
+      </w:pPr>
+      <w:r>
+        <w:rPr>
+          <w:color w:val="FF0000"/>
+          <w:sz w:val="44"/>
+          <w:szCs w:val="44"/>
+          <w:lang w:val="fr-CA"/>
+        </w:rPr>
+        <w:t>*** SAUVEGARDER ***</w:t>
+      </w:r>
     </w:p>
     <w:sectPr>
       <w:pgSz w:w="12240" w:h="15840"/>
@@ -1980,7 +1229,7 @@
         <w:rFonts w:hint="default"/>
       </w:rPr>
     </w:lvl>
-    <w:lvl w:ilvl="1" w:tplc="04090019" w:tentative="1">
+    <w:lvl w:ilvl="1" w:tplc="04090019">
       <w:start w:val="1"/>
       <w:numFmt w:val="lowerLetter"/>
       <w:lvlText w:val="%2."/>
@@ -2054,6 +1303,451 @@
     </w:lvl>
   </w:abstractNum>
   <w:abstractNum w:abstractNumId="1" w15:restartNumberingAfterBreak="0">
+    <w:nsid w:val="184E0F6D"/>
+    <w:multiLevelType w:val="hybridMultilevel"/>
+    <w:tmpl w:val="396E8EFC"/>
+    <w:lvl w:ilvl="0" w:tplc="70DAE8D8">
+      <w:start w:val="1"/>
+      <w:numFmt w:val="decimal"/>
+      <w:lvlText w:val="%1."/>
+      <w:lvlJc w:val="left"/>
+      <w:pPr>
+        <w:ind w:left="720" w:hanging="360"/>
+      </w:pPr>
+      <w:rPr>
+        <w:rFonts w:hint="default"/>
+      </w:rPr>
+    </w:lvl>
+    <w:lvl w:ilvl="1" w:tplc="04090019" w:tentative="1">
+      <w:start w:val="1"/>
+      <w:numFmt w:val="lowerLetter"/>
+      <w:lvlText w:val="%2."/>
+      <w:lvlJc w:val="left"/>
+      <w:pPr>
+        <w:ind w:left="1440" w:hanging="360"/>
+      </w:pPr>
+    </w:lvl>
+    <w:lvl w:ilvl="2" w:tplc="0409001B" w:tentative="1">
+      <w:start w:val="1"/>
+      <w:numFmt w:val="lowerRoman"/>
+      <w:lvlText w:val="%3."/>
+      <w:lvlJc w:val="right"/>
+      <w:pPr>
+        <w:ind w:left="2160" w:hanging="180"/>
+      </w:pPr>
+    </w:lvl>
+    <w:lvl w:ilvl="3" w:tplc="0409000F" w:tentative="1">
+      <w:start w:val="1"/>
+      <w:numFmt w:val="decimal"/>
+      <w:lvlText w:val="%4."/>
+      <w:lvlJc w:val="left"/>
+      <w:pPr>
+        <w:ind w:left="2880" w:hanging="360"/>
+      </w:pPr>
+    </w:lvl>
+    <w:lvl w:ilvl="4" w:tplc="04090019" w:tentative="1">
+      <w:start w:val="1"/>
+      <w:numFmt w:val="lowerLetter"/>
+      <w:lvlText w:val="%5."/>
+      <w:lvlJc w:val="left"/>
+      <w:pPr>
+        <w:ind w:left="3600" w:hanging="360"/>
+      </w:pPr>
+    </w:lvl>
+    <w:lvl w:ilvl="5" w:tplc="0409001B" w:tentative="1">
+      <w:start w:val="1"/>
+      <w:numFmt w:val="lowerRoman"/>
+      <w:lvlText w:val="%6."/>
+      <w:lvlJc w:val="right"/>
+      <w:pPr>
+        <w:ind w:left="4320" w:hanging="180"/>
+      </w:pPr>
+    </w:lvl>
+    <w:lvl w:ilvl="6" w:tplc="0409000F" w:tentative="1">
+      <w:start w:val="1"/>
+      <w:numFmt w:val="decimal"/>
+      <w:lvlText w:val="%7."/>
+      <w:lvlJc w:val="left"/>
+      <w:pPr>
+        <w:ind w:left="5040" w:hanging="360"/>
+      </w:pPr>
+    </w:lvl>
+    <w:lvl w:ilvl="7" w:tplc="04090019" w:tentative="1">
+      <w:start w:val="1"/>
+      <w:numFmt w:val="lowerLetter"/>
+      <w:lvlText w:val="%8."/>
+      <w:lvlJc w:val="left"/>
+      <w:pPr>
+        <w:ind w:left="5760" w:hanging="360"/>
+      </w:pPr>
+    </w:lvl>
+    <w:lvl w:ilvl="8" w:tplc="0409001B" w:tentative="1">
+      <w:start w:val="1"/>
+      <w:numFmt w:val="lowerRoman"/>
+      <w:lvlText w:val="%9."/>
+      <w:lvlJc w:val="right"/>
+      <w:pPr>
+        <w:ind w:left="6480" w:hanging="180"/>
+      </w:pPr>
+    </w:lvl>
+  </w:abstractNum>
+  <w:abstractNum w:abstractNumId="2" w15:restartNumberingAfterBreak="0">
+    <w:nsid w:val="3C9D0093"/>
+    <w:multiLevelType w:val="hybridMultilevel"/>
+    <w:tmpl w:val="B576EF48"/>
+    <w:lvl w:ilvl="0" w:tplc="D97AA614">
+      <w:start w:val="1"/>
+      <w:numFmt w:val="lowerRoman"/>
+      <w:lvlText w:val="%1."/>
+      <w:lvlJc w:val="left"/>
+      <w:pPr>
+        <w:ind w:left="1080" w:hanging="720"/>
+      </w:pPr>
+      <w:rPr>
+        <w:rFonts w:hint="default"/>
+      </w:rPr>
+    </w:lvl>
+    <w:lvl w:ilvl="1" w:tplc="04090019" w:tentative="1">
+      <w:start w:val="1"/>
+      <w:numFmt w:val="lowerLetter"/>
+      <w:lvlText w:val="%2."/>
+      <w:lvlJc w:val="left"/>
+      <w:pPr>
+        <w:ind w:left="1440" w:hanging="360"/>
+      </w:pPr>
+    </w:lvl>
+    <w:lvl w:ilvl="2" w:tplc="0409001B" w:tentative="1">
+      <w:start w:val="1"/>
+      <w:numFmt w:val="lowerRoman"/>
+      <w:lvlText w:val="%3."/>
+      <w:lvlJc w:val="right"/>
+      <w:pPr>
+        <w:ind w:left="2160" w:hanging="180"/>
+      </w:pPr>
+    </w:lvl>
+    <w:lvl w:ilvl="3" w:tplc="0409000F" w:tentative="1">
+      <w:start w:val="1"/>
+      <w:numFmt w:val="decimal"/>
+      <w:lvlText w:val="%4."/>
+      <w:lvlJc w:val="left"/>
+      <w:pPr>
+        <w:ind w:left="2880" w:hanging="360"/>
+      </w:pPr>
+    </w:lvl>
+    <w:lvl w:ilvl="4" w:tplc="04090019" w:tentative="1">
+      <w:start w:val="1"/>
+      <w:numFmt w:val="lowerLetter"/>
+      <w:lvlText w:val="%5."/>
+      <w:lvlJc w:val="left"/>
+      <w:pPr>
+        <w:ind w:left="3600" w:hanging="360"/>
+      </w:pPr>
+    </w:lvl>
+    <w:lvl w:ilvl="5" w:tplc="0409001B" w:tentative="1">
+      <w:start w:val="1"/>
+      <w:numFmt w:val="lowerRoman"/>
+      <w:lvlText w:val="%6."/>
+      <w:lvlJc w:val="right"/>
+      <w:pPr>
+        <w:ind w:left="4320" w:hanging="180"/>
+      </w:pPr>
+    </w:lvl>
+    <w:lvl w:ilvl="6" w:tplc="0409000F" w:tentative="1">
+      <w:start w:val="1"/>
+      <w:numFmt w:val="decimal"/>
+      <w:lvlText w:val="%7."/>
+      <w:lvlJc w:val="left"/>
+      <w:pPr>
+        <w:ind w:left="5040" w:hanging="360"/>
+      </w:pPr>
+    </w:lvl>
+    <w:lvl w:ilvl="7" w:tplc="04090019" w:tentative="1">
+      <w:start w:val="1"/>
+      <w:numFmt w:val="lowerLetter"/>
+      <w:lvlText w:val="%8."/>
+      <w:lvlJc w:val="left"/>
+      <w:pPr>
+        <w:ind w:left="5760" w:hanging="360"/>
+      </w:pPr>
+    </w:lvl>
+    <w:lvl w:ilvl="8" w:tplc="0409001B" w:tentative="1">
+      <w:start w:val="1"/>
+      <w:numFmt w:val="lowerRoman"/>
+      <w:lvlText w:val="%9."/>
+      <w:lvlJc w:val="right"/>
+      <w:pPr>
+        <w:ind w:left="6480" w:hanging="180"/>
+      </w:pPr>
+    </w:lvl>
+  </w:abstractNum>
+  <w:abstractNum w:abstractNumId="3" w15:restartNumberingAfterBreak="0">
+    <w:nsid w:val="44B33834"/>
+    <w:multiLevelType w:val="hybridMultilevel"/>
+    <w:tmpl w:val="954CEF7A"/>
+    <w:lvl w:ilvl="0" w:tplc="C1E895BA">
+      <w:start w:val="1"/>
+      <w:numFmt w:val="lowerRoman"/>
+      <w:lvlText w:val="%1."/>
+      <w:lvlJc w:val="left"/>
+      <w:pPr>
+        <w:ind w:left="1800" w:hanging="720"/>
+      </w:pPr>
+      <w:rPr>
+        <w:rFonts w:hint="default"/>
+      </w:rPr>
+    </w:lvl>
+    <w:lvl w:ilvl="1" w:tplc="04090019" w:tentative="1">
+      <w:start w:val="1"/>
+      <w:numFmt w:val="lowerLetter"/>
+      <w:lvlText w:val="%2."/>
+      <w:lvlJc w:val="left"/>
+      <w:pPr>
+        <w:ind w:left="2160" w:hanging="360"/>
+      </w:pPr>
+    </w:lvl>
+    <w:lvl w:ilvl="2" w:tplc="0409001B" w:tentative="1">
+      <w:start w:val="1"/>
+      <w:numFmt w:val="lowerRoman"/>
+      <w:lvlText w:val="%3."/>
+      <w:lvlJc w:val="right"/>
+      <w:pPr>
+        <w:ind w:left="2880" w:hanging="180"/>
+      </w:pPr>
+    </w:lvl>
+    <w:lvl w:ilvl="3" w:tplc="0409000F" w:tentative="1">
+      <w:start w:val="1"/>
+      <w:numFmt w:val="decimal"/>
+      <w:lvlText w:val="%4."/>
+      <w:lvlJc w:val="left"/>
+      <w:pPr>
+        <w:ind w:left="3600" w:hanging="360"/>
+      </w:pPr>
+    </w:lvl>
+    <w:lvl w:ilvl="4" w:tplc="04090019" w:tentative="1">
+      <w:start w:val="1"/>
+      <w:numFmt w:val="lowerLetter"/>
+      <w:lvlText w:val="%5."/>
+      <w:lvlJc w:val="left"/>
+      <w:pPr>
+        <w:ind w:left="4320" w:hanging="360"/>
+      </w:pPr>
+    </w:lvl>
+    <w:lvl w:ilvl="5" w:tplc="0409001B" w:tentative="1">
+      <w:start w:val="1"/>
+      <w:numFmt w:val="lowerRoman"/>
+      <w:lvlText w:val="%6."/>
+      <w:lvlJc w:val="right"/>
+      <w:pPr>
+        <w:ind w:left="5040" w:hanging="180"/>
+      </w:pPr>
+    </w:lvl>
+    <w:lvl w:ilvl="6" w:tplc="0409000F" w:tentative="1">
+      <w:start w:val="1"/>
+      <w:numFmt w:val="decimal"/>
+      <w:lvlText w:val="%7."/>
+      <w:lvlJc w:val="left"/>
+      <w:pPr>
+        <w:ind w:left="5760" w:hanging="360"/>
+      </w:pPr>
+    </w:lvl>
+    <w:lvl w:ilvl="7" w:tplc="04090019" w:tentative="1">
+      <w:start w:val="1"/>
+      <w:numFmt w:val="lowerLetter"/>
+      <w:lvlText w:val="%8."/>
+      <w:lvlJc w:val="left"/>
+      <w:pPr>
+        <w:ind w:left="6480" w:hanging="360"/>
+      </w:pPr>
+    </w:lvl>
+    <w:lvl w:ilvl="8" w:tplc="0409001B" w:tentative="1">
+      <w:start w:val="1"/>
+      <w:numFmt w:val="lowerRoman"/>
+      <w:lvlText w:val="%9."/>
+      <w:lvlJc w:val="right"/>
+      <w:pPr>
+        <w:ind w:left="7200" w:hanging="180"/>
+      </w:pPr>
+    </w:lvl>
+  </w:abstractNum>
+  <w:abstractNum w:abstractNumId="4" w15:restartNumberingAfterBreak="0">
+    <w:nsid w:val="450931E2"/>
+    <w:multiLevelType w:val="hybridMultilevel"/>
+    <w:tmpl w:val="71C89592"/>
+    <w:lvl w:ilvl="0" w:tplc="D514E81E">
+      <w:start w:val="1"/>
+      <w:numFmt w:val="decimal"/>
+      <w:lvlText w:val="%1."/>
+      <w:lvlJc w:val="left"/>
+      <w:pPr>
+        <w:ind w:left="1080" w:hanging="360"/>
+      </w:pPr>
+      <w:rPr>
+        <w:rFonts w:hint="default"/>
+      </w:rPr>
+    </w:lvl>
+    <w:lvl w:ilvl="1" w:tplc="0C0C0019" w:tentative="1">
+      <w:start w:val="1"/>
+      <w:numFmt w:val="lowerLetter"/>
+      <w:lvlText w:val="%2."/>
+      <w:lvlJc w:val="left"/>
+      <w:pPr>
+        <w:ind w:left="1800" w:hanging="360"/>
+      </w:pPr>
+    </w:lvl>
+    <w:lvl w:ilvl="2" w:tplc="0C0C001B" w:tentative="1">
+      <w:start w:val="1"/>
+      <w:numFmt w:val="lowerRoman"/>
+      <w:lvlText w:val="%3."/>
+      <w:lvlJc w:val="right"/>
+      <w:pPr>
+        <w:ind w:left="2520" w:hanging="180"/>
+      </w:pPr>
+    </w:lvl>
+    <w:lvl w:ilvl="3" w:tplc="0C0C000F" w:tentative="1">
+      <w:start w:val="1"/>
+      <w:numFmt w:val="decimal"/>
+      <w:lvlText w:val="%4."/>
+      <w:lvlJc w:val="left"/>
+      <w:pPr>
+        <w:ind w:left="3240" w:hanging="360"/>
+      </w:pPr>
+    </w:lvl>
+    <w:lvl w:ilvl="4" w:tplc="0C0C0019" w:tentative="1">
+      <w:start w:val="1"/>
+      <w:numFmt w:val="lowerLetter"/>
+      <w:lvlText w:val="%5."/>
+      <w:lvlJc w:val="left"/>
+      <w:pPr>
+        <w:ind w:left="3960" w:hanging="360"/>
+      </w:pPr>
+    </w:lvl>
+    <w:lvl w:ilvl="5" w:tplc="0C0C001B" w:tentative="1">
+      <w:start w:val="1"/>
+      <w:numFmt w:val="lowerRoman"/>
+      <w:lvlText w:val="%6."/>
+      <w:lvlJc w:val="right"/>
+      <w:pPr>
+        <w:ind w:left="4680" w:hanging="180"/>
+      </w:pPr>
+    </w:lvl>
+    <w:lvl w:ilvl="6" w:tplc="0C0C000F" w:tentative="1">
+      <w:start w:val="1"/>
+      <w:numFmt w:val="decimal"/>
+      <w:lvlText w:val="%7."/>
+      <w:lvlJc w:val="left"/>
+      <w:pPr>
+        <w:ind w:left="5400" w:hanging="360"/>
+      </w:pPr>
+    </w:lvl>
+    <w:lvl w:ilvl="7" w:tplc="0C0C0019" w:tentative="1">
+      <w:start w:val="1"/>
+      <w:numFmt w:val="lowerLetter"/>
+      <w:lvlText w:val="%8."/>
+      <w:lvlJc w:val="left"/>
+      <w:pPr>
+        <w:ind w:left="6120" w:hanging="360"/>
+      </w:pPr>
+    </w:lvl>
+    <w:lvl w:ilvl="8" w:tplc="0C0C001B" w:tentative="1">
+      <w:start w:val="1"/>
+      <w:numFmt w:val="lowerRoman"/>
+      <w:lvlText w:val="%9."/>
+      <w:lvlJc w:val="right"/>
+      <w:pPr>
+        <w:ind w:left="6840" w:hanging="180"/>
+      </w:pPr>
+    </w:lvl>
+  </w:abstractNum>
+  <w:abstractNum w:abstractNumId="5" w15:restartNumberingAfterBreak="0">
+    <w:nsid w:val="498C555F"/>
+    <w:multiLevelType w:val="hybridMultilevel"/>
+    <w:tmpl w:val="DB4A358A"/>
+    <w:lvl w:ilvl="0" w:tplc="5B3EC72E">
+      <w:start w:val="1"/>
+      <w:numFmt w:val="decimal"/>
+      <w:lvlText w:val="%1."/>
+      <w:lvlJc w:val="left"/>
+      <w:pPr>
+        <w:ind w:left="720" w:hanging="360"/>
+      </w:pPr>
+      <w:rPr>
+        <w:rFonts w:hint="default"/>
+      </w:rPr>
+    </w:lvl>
+    <w:lvl w:ilvl="1" w:tplc="0C0C0019" w:tentative="1">
+      <w:start w:val="1"/>
+      <w:numFmt w:val="lowerLetter"/>
+      <w:lvlText w:val="%2."/>
+      <w:lvlJc w:val="left"/>
+      <w:pPr>
+        <w:ind w:left="1440" w:hanging="360"/>
+      </w:pPr>
+    </w:lvl>
+    <w:lvl w:ilvl="2" w:tplc="0C0C001B" w:tentative="1">
+      <w:start w:val="1"/>
+      <w:numFmt w:val="lowerRoman"/>
+      <w:lvlText w:val="%3."/>
+      <w:lvlJc w:val="right"/>
+      <w:pPr>
+        <w:ind w:left="2160" w:hanging="180"/>
+      </w:pPr>
+    </w:lvl>
+    <w:lvl w:ilvl="3" w:tplc="0C0C000F" w:tentative="1">
+      <w:start w:val="1"/>
+      <w:numFmt w:val="decimal"/>
+      <w:lvlText w:val="%4."/>
+      <w:lvlJc w:val="left"/>
+      <w:pPr>
+        <w:ind w:left="2880" w:hanging="360"/>
+      </w:pPr>
+    </w:lvl>
+    <w:lvl w:ilvl="4" w:tplc="0C0C0019" w:tentative="1">
+      <w:start w:val="1"/>
+      <w:numFmt w:val="lowerLetter"/>
+      <w:lvlText w:val="%5."/>
+      <w:lvlJc w:val="left"/>
+      <w:pPr>
+        <w:ind w:left="3600" w:hanging="360"/>
+      </w:pPr>
+    </w:lvl>
+    <w:lvl w:ilvl="5" w:tplc="0C0C001B" w:tentative="1">
+      <w:start w:val="1"/>
+      <w:numFmt w:val="lowerRoman"/>
+      <w:lvlText w:val="%6."/>
+      <w:lvlJc w:val="right"/>
+      <w:pPr>
+        <w:ind w:left="4320" w:hanging="180"/>
+      </w:pPr>
+    </w:lvl>
+    <w:lvl w:ilvl="6" w:tplc="0C0C000F" w:tentative="1">
+      <w:start w:val="1"/>
+      <w:numFmt w:val="decimal"/>
+      <w:lvlText w:val="%7."/>
+      <w:lvlJc w:val="left"/>
+      <w:pPr>
+        <w:ind w:left="5040" w:hanging="360"/>
+      </w:pPr>
+    </w:lvl>
+    <w:lvl w:ilvl="7" w:tplc="0C0C0019" w:tentative="1">
+      <w:start w:val="1"/>
+      <w:numFmt w:val="lowerLetter"/>
+      <w:lvlText w:val="%8."/>
+      <w:lvlJc w:val="left"/>
+      <w:pPr>
+        <w:ind w:left="5760" w:hanging="360"/>
+      </w:pPr>
+    </w:lvl>
+    <w:lvl w:ilvl="8" w:tplc="0C0C001B" w:tentative="1">
+      <w:start w:val="1"/>
+      <w:numFmt w:val="lowerRoman"/>
+      <w:lvlText w:val="%9."/>
+      <w:lvlJc w:val="right"/>
+      <w:pPr>
+        <w:ind w:left="6480" w:hanging="180"/>
+      </w:pPr>
+    </w:lvl>
+  </w:abstractNum>
+  <w:abstractNum w:abstractNumId="6" w15:restartNumberingAfterBreak="0">
     <w:nsid w:val="68B4201E"/>
     <w:multiLevelType w:val="hybridMultilevel"/>
     <w:tmpl w:val="8702B70E"/>
@@ -2144,7 +1838,96 @@
       </w:pPr>
     </w:lvl>
   </w:abstractNum>
-  <w:abstractNum w:abstractNumId="2" w15:restartNumberingAfterBreak="0">
+  <w:abstractNum w:abstractNumId="7" w15:restartNumberingAfterBreak="0">
+    <w:nsid w:val="6CAD65CD"/>
+    <w:multiLevelType w:val="hybridMultilevel"/>
+    <w:tmpl w:val="6D548706"/>
+    <w:lvl w:ilvl="0" w:tplc="69D80BB4">
+      <w:start w:val="1"/>
+      <w:numFmt w:val="decimal"/>
+      <w:lvlText w:val="%1."/>
+      <w:lvlJc w:val="left"/>
+      <w:pPr>
+        <w:ind w:left="720" w:hanging="360"/>
+      </w:pPr>
+      <w:rPr>
+        <w:rFonts w:hint="default"/>
+      </w:rPr>
+    </w:lvl>
+    <w:lvl w:ilvl="1" w:tplc="0C0C0019" w:tentative="1">
+      <w:start w:val="1"/>
+      <w:numFmt w:val="lowerLetter"/>
+      <w:lvlText w:val="%2."/>
+      <w:lvlJc w:val="left"/>
+      <w:pPr>
+        <w:ind w:left="1440" w:hanging="360"/>
+      </w:pPr>
+    </w:lvl>
+    <w:lvl w:ilvl="2" w:tplc="0C0C001B" w:tentative="1">
+      <w:start w:val="1"/>
+      <w:numFmt w:val="lowerRoman"/>
+      <w:lvlText w:val="%3."/>
+      <w:lvlJc w:val="right"/>
+      <w:pPr>
+        <w:ind w:left="2160" w:hanging="180"/>
+      </w:pPr>
+    </w:lvl>
+    <w:lvl w:ilvl="3" w:tplc="0C0C000F" w:tentative="1">
+      <w:start w:val="1"/>
+      <w:numFmt w:val="decimal"/>
+      <w:lvlText w:val="%4."/>
+      <w:lvlJc w:val="left"/>
+      <w:pPr>
+        <w:ind w:left="2880" w:hanging="360"/>
+      </w:pPr>
+    </w:lvl>
+    <w:lvl w:ilvl="4" w:tplc="0C0C0019" w:tentative="1">
+      <w:start w:val="1"/>
+      <w:numFmt w:val="lowerLetter"/>
+      <w:lvlText w:val="%5."/>
+      <w:lvlJc w:val="left"/>
+      <w:pPr>
+        <w:ind w:left="3600" w:hanging="360"/>
+      </w:pPr>
+    </w:lvl>
+    <w:lvl w:ilvl="5" w:tplc="0C0C001B" w:tentative="1">
+      <w:start w:val="1"/>
+      <w:numFmt w:val="lowerRoman"/>
+      <w:lvlText w:val="%6."/>
+      <w:lvlJc w:val="right"/>
+      <w:pPr>
+        <w:ind w:left="4320" w:hanging="180"/>
+      </w:pPr>
+    </w:lvl>
+    <w:lvl w:ilvl="6" w:tplc="0C0C000F" w:tentative="1">
+      <w:start w:val="1"/>
+      <w:numFmt w:val="decimal"/>
+      <w:lvlText w:val="%7."/>
+      <w:lvlJc w:val="left"/>
+      <w:pPr>
+        <w:ind w:left="5040" w:hanging="360"/>
+      </w:pPr>
+    </w:lvl>
+    <w:lvl w:ilvl="7" w:tplc="0C0C0019" w:tentative="1">
+      <w:start w:val="1"/>
+      <w:numFmt w:val="lowerLetter"/>
+      <w:lvlText w:val="%8."/>
+      <w:lvlJc w:val="left"/>
+      <w:pPr>
+        <w:ind w:left="5760" w:hanging="360"/>
+      </w:pPr>
+    </w:lvl>
+    <w:lvl w:ilvl="8" w:tplc="0C0C001B" w:tentative="1">
+      <w:start w:val="1"/>
+      <w:numFmt w:val="lowerRoman"/>
+      <w:lvlText w:val="%9."/>
+      <w:lvlJc w:val="right"/>
+      <w:pPr>
+        <w:ind w:left="6480" w:hanging="180"/>
+      </w:pPr>
+    </w:lvl>
+  </w:abstractNum>
+  <w:abstractNum w:abstractNumId="8" w15:restartNumberingAfterBreak="0">
     <w:nsid w:val="7CB91A44"/>
     <w:multiLevelType w:val="hybridMultilevel"/>
     <w:tmpl w:val="A7668DEC"/>
@@ -2234,13 +2017,31 @@
     </w:lvl>
   </w:abstractNum>
   <w:num w:numId="1" w16cid:durableId="272984776">
-    <w:abstractNumId w:val="2"/>
+    <w:abstractNumId w:val="8"/>
   </w:num>
   <w:num w:numId="2" w16cid:durableId="1171219386">
-    <w:abstractNumId w:val="1"/>
+    <w:abstractNumId w:val="6"/>
   </w:num>
   <w:num w:numId="3" w16cid:durableId="1608850887">
     <w:abstractNumId w:val="0"/>
+  </w:num>
+  <w:num w:numId="4" w16cid:durableId="1362784284">
+    <w:abstractNumId w:val="5"/>
+  </w:num>
+  <w:num w:numId="5" w16cid:durableId="1512137882">
+    <w:abstractNumId w:val="7"/>
+  </w:num>
+  <w:num w:numId="6" w16cid:durableId="1757898657">
+    <w:abstractNumId w:val="4"/>
+  </w:num>
+  <w:num w:numId="7" w16cid:durableId="945163575">
+    <w:abstractNumId w:val="1"/>
+  </w:num>
+  <w:num w:numId="8" w16cid:durableId="504982010">
+    <w:abstractNumId w:val="2"/>
+  </w:num>
+  <w:num w:numId="9" w16cid:durableId="1416053616">
+    <w:abstractNumId w:val="3"/>
   </w:num>
 </w:numbering>
 </file>
@@ -2644,11 +2445,11 @@
     <w:name w:val="Normal"/>
     <w:qFormat/>
   </w:style>
-  <w:style w:type="paragraph" w:styleId="Titre1">
+  <w:style w:type="paragraph" w:styleId="Heading1">
     <w:name w:val="heading 1"/>
     <w:basedOn w:val="Normal"/>
     <w:next w:val="Normal"/>
-    <w:link w:val="Titre1Car"/>
+    <w:link w:val="Heading1Char"/>
     <w:uiPriority w:val="9"/>
     <w:qFormat/>
     <w:rsid w:val="006D19A4"/>
@@ -2665,13 +2466,13 @@
       <w:szCs w:val="32"/>
     </w:rPr>
   </w:style>
-  <w:style w:type="character" w:default="1" w:styleId="Policepardfaut">
+  <w:style w:type="character" w:default="1" w:styleId="DefaultParagraphFont">
     <w:name w:val="Default Paragraph Font"/>
     <w:uiPriority w:val="1"/>
     <w:semiHidden/>
     <w:unhideWhenUsed/>
   </w:style>
-  <w:style w:type="table" w:default="1" w:styleId="TableauNormal">
+  <w:style w:type="table" w:default="1" w:styleId="TableNormal">
     <w:name w:val="Normal Table"/>
     <w:uiPriority w:val="99"/>
     <w:semiHidden/>
@@ -2686,13 +2487,13 @@
       </w:tblCellMar>
     </w:tblPr>
   </w:style>
-  <w:style w:type="numbering" w:default="1" w:styleId="Aucuneliste">
+  <w:style w:type="numbering" w:default="1" w:styleId="NoList">
     <w:name w:val="No List"/>
     <w:uiPriority w:val="99"/>
     <w:semiHidden/>
     <w:unhideWhenUsed/>
   </w:style>
-  <w:style w:type="paragraph" w:styleId="Paragraphedeliste">
+  <w:style w:type="paragraph" w:styleId="ListParagraph">
     <w:name w:val="List Paragraph"/>
     <w:basedOn w:val="Normal"/>
     <w:uiPriority w:val="34"/>
@@ -2703,10 +2504,10 @@
       <w:contextualSpacing/>
     </w:pPr>
   </w:style>
-  <w:style w:type="character" w:customStyle="1" w:styleId="Titre1Car">
-    <w:name w:val="Titre 1 Car"/>
-    <w:basedOn w:val="Policepardfaut"/>
-    <w:link w:val="Titre1"/>
+  <w:style w:type="character" w:customStyle="1" w:styleId="Heading1Char">
+    <w:name w:val="Heading 1 Char"/>
+    <w:basedOn w:val="DefaultParagraphFont"/>
+    <w:link w:val="Heading1"/>
     <w:uiPriority w:val="9"/>
     <w:rsid w:val="006D19A4"/>
     <w:rPr>
